--- a/Fase 2/Evidencias grupales/2.4_GuiaEstudiante_Fase 2_DesarrolloProyecto APT.docx
+++ b/Fase 2/Evidencias grupales/2.4_GuiaEstudiante_Fase 2_DesarrolloProyecto APT.docx
@@ -627,8 +627,7 @@
               <w:jc w:val="both"/>
               <w:rPr>
                 <w:rFonts w:ascii="Calibri" w:hAnsi="Calibri" w:cs="Arial"/>
-                <w:i/>
-                <w:color w:val="548DD4"/>
+                <w:iCs/>
                 <w:sz w:val="20"/>
                 <w:szCs w:val="20"/>
                 <w:lang w:eastAsia="es-CL"/>
@@ -637,81 +636,56 @@
             <w:r>
               <w:rPr>
                 <w:rFonts w:ascii="Calibri" w:hAnsi="Calibri" w:cs="Arial"/>
-                <w:i/>
-                <w:color w:val="548DD4"/>
+                <w:iCs/>
                 <w:sz w:val="20"/>
                 <w:szCs w:val="20"/>
                 <w:lang w:eastAsia="es-CL"/>
               </w:rPr>
-              <w:t xml:space="preserve">Durante esta fase avanzamos </w:t>
-            </w:r>
-            <w:r>
-              <w:rPr>
-                <w:rFonts w:ascii="Calibri" w:hAnsi="Calibri" w:cs="Arial"/>
-                <w:i/>
-                <w:color w:val="548DD4"/>
+              <w:t>Durante esta fase avanzamos en el desarrollo del LIMS, completando el núcleo funcional del sistema (requisitos RF01 a RF06) sobre una arquitectura cliente-servidor: un cliente de escritorio en JavaFX, un backend REST en Spring Boot y una base de datos MySQL. El sistema ya soporta el ciclo de vida completo de una muestra de laboratorio: registro con código único, asignación de análisis, ingreso de resultados con validación automática contra rangos de referencia, aprobación por un supervisor y emisión de un informe PDF para el investigador solicitante. Adicionalmente implementamos autenticación con roles diferenciados (Analista, Supervisor, Administrador) con contraseñas cifradas (BCrypt), y centralizamos la base de datos en la nube para que el equipo trabaje sobre los mismos datos.</w:t>
+            </w:r>
+          </w:p>
+          <w:p>
+            <w:pPr>
+              <w:jc w:val="both"/>
+              <w:rPr>
+                <w:rFonts w:ascii="Calibri" w:hAnsi="Calibri" w:cs="Arial"/>
+                <w:iCs/>
                 <w:sz w:val="20"/>
                 <w:szCs w:val="20"/>
                 <w:lang w:eastAsia="es-CL"/>
               </w:rPr>
-              <w:t xml:space="preserve">en </w:t>
-            </w:r>
-            <w:r>
-              <w:rPr>
-                <w:rFonts w:ascii="Calibri" w:hAnsi="Calibri" w:cs="Arial"/>
-                <w:i/>
-                <w:color w:val="548DD4"/>
+            </w:pPr>
+            <w:r>
+              <w:rPr>
+                <w:rFonts w:ascii="Calibri" w:hAnsi="Calibri" w:cs="Arial"/>
+                <w:iCs/>
                 <w:sz w:val="20"/>
                 <w:szCs w:val="20"/>
                 <w:lang w:eastAsia="es-CL"/>
               </w:rPr>
-              <w:t>el desarrollo del LIMS, completando el núcleo funcional del sistema (requisitos RF01 a RF06) sobre una arquitectura cliente-servidor: un cliente de escritorio en JavaFX, un backend REST en Spring Boot y una base de datos MySQL. El sistema ya soporta el ciclo de vida completo de una muestra de laboratorio: registro con código único, asignación de análisis, ingreso de resultados con validación automática contra rangos de referencia, aprobación por un supervisor y emisión de un informe PDF para el investigador solicitante. Adicionalmente implementamos autenticación con roles diferenciados (Analista, Supervisor, Administrador) con contraseñas cifradas (BCrypt), y centralizamos la base de datos en la nube para que el equipo trabaje sobre los mismos datos.</w:t>
-            </w:r>
-          </w:p>
-          <w:p>
-            <w:pPr>
-              <w:jc w:val="both"/>
-              <w:rPr>
-                <w:rFonts w:ascii="Calibri" w:hAnsi="Calibri" w:cs="Arial"/>
-                <w:i/>
-                <w:color w:val="548DD4"/>
+              <w:t xml:space="preserve">El cambio más relevante de esta fase fue un ajuste de dominio y alcance a partir de la retroalimentación </w:t>
+            </w:r>
+            <w:proofErr w:type="gramStart"/>
+            <w:r>
+              <w:rPr>
+                <w:rFonts w:ascii="Calibri" w:hAnsi="Calibri" w:cs="Arial"/>
+                <w:iCs/>
                 <w:sz w:val="20"/>
                 <w:szCs w:val="20"/>
                 <w:lang w:eastAsia="es-CL"/>
               </w:rPr>
-            </w:pPr>
-            <w:r>
-              <w:rPr>
-                <w:rFonts w:ascii="Calibri" w:hAnsi="Calibri" w:cs="Arial"/>
-                <w:i/>
-                <w:color w:val="548DD4"/>
+              <w:t>docente  y</w:t>
+            </w:r>
+            <w:proofErr w:type="gramEnd"/>
+            <w:r>
+              <w:rPr>
+                <w:rFonts w:ascii="Calibri" w:hAnsi="Calibri" w:cs="Arial"/>
+                <w:iCs/>
                 <w:sz w:val="20"/>
                 <w:szCs w:val="20"/>
                 <w:lang w:eastAsia="es-CL"/>
               </w:rPr>
-              <w:t xml:space="preserve">El cambio más relevante de esta fase fue un ajuste de dominio y alcance a partir de la retroalimentación docente </w:t>
-            </w:r>
-            <w:r>
-              <w:rPr>
-                <w:rFonts w:ascii="Calibri" w:hAnsi="Calibri" w:cs="Arial"/>
-                <w:i/>
-                <w:color w:val="548DD4"/>
-                <w:sz w:val="20"/>
-                <w:szCs w:val="20"/>
-                <w:lang w:eastAsia="es-CL"/>
-              </w:rPr>
-              <w:t xml:space="preserve"> y del cliente</w:t>
-            </w:r>
-            <w:r>
-              <w:rPr>
-                <w:rFonts w:ascii="Calibri" w:hAnsi="Calibri" w:cs="Arial"/>
-                <w:i/>
-                <w:color w:val="548DD4"/>
-                <w:sz w:val="20"/>
-                <w:szCs w:val="20"/>
-                <w:lang w:eastAsia="es-CL"/>
-              </w:rPr>
-              <w:t>.</w:t>
+              <w:t xml:space="preserve"> del cliente.</w:t>
             </w:r>
           </w:p>
           <w:p>
@@ -764,7 +738,7 @@
               <w:jc w:val="both"/>
               <w:rPr>
                 <w:rFonts w:ascii="Calibri" w:hAnsi="Calibri" w:cs="Arial"/>
-                <w:i/>
+                <w:iCs/>
                 <w:color w:val="548DD4"/>
                 <w:sz w:val="20"/>
                 <w:szCs w:val="20"/>
@@ -774,8 +748,7 @@
             <w:r>
               <w:rPr>
                 <w:rFonts w:ascii="Calibri" w:hAnsi="Calibri" w:cs="Arial"/>
-                <w:i/>
-                <w:color w:val="548DD4"/>
+                <w:iCs/>
                 <w:sz w:val="20"/>
                 <w:szCs w:val="20"/>
                 <w:lang w:eastAsia="es-CL"/>
@@ -820,8 +793,7 @@
               <w:jc w:val="both"/>
               <w:rPr>
                 <w:rFonts w:ascii="Calibri" w:hAnsi="Calibri" w:cs="Arial"/>
-                <w:i/>
-                <w:color w:val="548DD4"/>
+                <w:iCs/>
                 <w:sz w:val="20"/>
                 <w:szCs w:val="20"/>
                 <w:lang w:eastAsia="es-CL"/>
@@ -830,8 +802,7 @@
             <w:r>
               <w:rPr>
                 <w:rFonts w:ascii="Calibri" w:hAnsi="Calibri" w:cs="Arial"/>
-                <w:i/>
-                <w:color w:val="548DD4"/>
+                <w:iCs/>
                 <w:sz w:val="20"/>
                 <w:szCs w:val="20"/>
                 <w:lang w:eastAsia="es-CL"/>
@@ -878,8 +849,7 @@
               <w:rPr>
                 <w:rFonts w:ascii="Calibri" w:hAnsi="Calibri" w:cs="Arial"/>
                 <w:b/>
-                <w:i/>
-                <w:color w:val="548DD4"/>
+                <w:iCs/>
                 <w:sz w:val="20"/>
                 <w:szCs w:val="20"/>
                 <w:lang w:eastAsia="es-CL"/>
@@ -888,8 +858,7 @@
             <w:r>
               <w:rPr>
                 <w:rFonts w:ascii="Calibri" w:hAnsi="Calibri" w:cs="Arial"/>
-                <w:i/>
-                <w:color w:val="548DD4"/>
+                <w:iCs/>
                 <w:sz w:val="20"/>
                 <w:szCs w:val="20"/>
                 <w:lang w:eastAsia="es-CL"/>
@@ -1041,11 +1010,11 @@
         <w:gridCol w:w="1328"/>
         <w:gridCol w:w="1077"/>
         <w:gridCol w:w="1276"/>
+        <w:gridCol w:w="850"/>
+        <w:gridCol w:w="993"/>
+        <w:gridCol w:w="1842"/>
+        <w:gridCol w:w="1134"/>
         <w:gridCol w:w="1276"/>
-        <w:gridCol w:w="1275"/>
-        <w:gridCol w:w="1276"/>
-        <w:gridCol w:w="1418"/>
-        <w:gridCol w:w="850"/>
       </w:tblGrid>
       <w:tr>
         <w:trPr>
@@ -1171,7 +1140,7 @@
         </w:tc>
         <w:tc>
           <w:tcPr>
-            <w:tcW w:w="1276" w:type="dxa"/>
+            <w:tcW w:w="850" w:type="dxa"/>
             <w:vAlign w:val="center"/>
           </w:tcPr>
           <w:p>
@@ -1195,7 +1164,7 @@
         </w:tc>
         <w:tc>
           <w:tcPr>
-            <w:tcW w:w="1275" w:type="dxa"/>
+            <w:tcW w:w="993" w:type="dxa"/>
             <w:vAlign w:val="center"/>
           </w:tcPr>
           <w:p>
@@ -1228,7 +1197,7 @@
         </w:tc>
         <w:tc>
           <w:tcPr>
-            <w:tcW w:w="1276" w:type="dxa"/>
+            <w:tcW w:w="1842" w:type="dxa"/>
             <w:vAlign w:val="center"/>
           </w:tcPr>
           <w:p>
@@ -1252,7 +1221,7 @@
         </w:tc>
         <w:tc>
           <w:tcPr>
-            <w:tcW w:w="1418" w:type="dxa"/>
+            <w:tcW w:w="1134" w:type="dxa"/>
             <w:vAlign w:val="center"/>
           </w:tcPr>
           <w:p>
@@ -1276,7 +1245,7 @@
         </w:tc>
         <w:tc>
           <w:tcPr>
-            <w:tcW w:w="850" w:type="dxa"/>
+            <w:tcW w:w="1276" w:type="dxa"/>
             <w:vAlign w:val="center"/>
           </w:tcPr>
           <w:p>
@@ -1309,7 +1278,7 @@
       </w:tr>
       <w:tr>
         <w:trPr>
-          <w:trHeight w:val="2410"/>
+          <w:trHeight w:val="1519"/>
         </w:trPr>
         <w:tc>
           <w:tcPr>
@@ -1318,66 +1287,14 @@
           <w:p>
             <w:pPr>
               <w:jc w:val="both"/>
-              <w:rPr>
-                <w:b/>
-                <w:sz w:val="18"/>
-                <w:szCs w:val="24"/>
-              </w:rPr>
-            </w:pPr>
-            <w:r>
-              <w:rPr>
-                <w:rFonts w:ascii="Calibri" w:hAnsi="Calibri" w:cs="Arial"/>
-                <w:i/>
-                <w:color w:val="548DD4"/>
-                <w:sz w:val="18"/>
-                <w:szCs w:val="20"/>
-                <w:lang w:eastAsia="es-CL"/>
-              </w:rPr>
-              <w:t xml:space="preserve">Nombra las competencias o unidades de competencias </w:t>
-            </w:r>
-            <w:r>
-              <w:rPr>
-                <w:rFonts w:ascii="Calibri" w:hAnsi="Calibri" w:cs="Arial"/>
-                <w:i/>
-                <w:color w:val="548DD4"/>
-                <w:sz w:val="18"/>
-                <w:szCs w:val="20"/>
-                <w:lang w:eastAsia="es-CL"/>
-              </w:rPr>
-              <w:t xml:space="preserve">que se relacionan con las diferentes actividades </w:t>
-            </w:r>
-            <w:r>
-              <w:rPr>
-                <w:rFonts w:ascii="Calibri" w:hAnsi="Calibri" w:cs="Arial"/>
-                <w:i/>
-                <w:color w:val="548DD4"/>
-                <w:sz w:val="18"/>
-                <w:szCs w:val="20"/>
-                <w:lang w:eastAsia="es-CL"/>
-              </w:rPr>
-              <w:t>requeridas para el desarrollo de</w:t>
-            </w:r>
-            <w:r>
-              <w:rPr>
-                <w:rFonts w:ascii="Calibri" w:hAnsi="Calibri" w:cs="Arial"/>
-                <w:i/>
-                <w:color w:val="548DD4"/>
-                <w:sz w:val="18"/>
-                <w:szCs w:val="20"/>
-                <w:lang w:eastAsia="es-CL"/>
-              </w:rPr>
-              <w:t>l proyecto APT</w:t>
-            </w:r>
-            <w:r>
-              <w:rPr>
-                <w:rFonts w:ascii="Calibri" w:hAnsi="Calibri" w:cs="Arial"/>
-                <w:i/>
-                <w:color w:val="548DD4"/>
-                <w:sz w:val="18"/>
-                <w:szCs w:val="20"/>
-                <w:lang w:eastAsia="es-CL"/>
-              </w:rPr>
-              <w:t>.</w:t>
+            </w:pPr>
+            <w:r>
+              <w:rPr>
+                <w:bCs/>
+                <w:sz w:val="18"/>
+                <w:szCs w:val="24"/>
+              </w:rPr>
+              <w:t>Gestionar proyectos informáticos</w:t>
             </w:r>
           </w:p>
         </w:tc>
@@ -1390,52 +1307,144 @@
               <w:jc w:val="both"/>
               <w:rPr>
                 <w:rFonts w:ascii="Calibri" w:hAnsi="Calibri" w:cs="Arial"/>
-                <w:i/>
-                <w:color w:val="548DD4"/>
-                <w:sz w:val="18"/>
-                <w:szCs w:val="20"/>
-                <w:lang w:eastAsia="es-CL"/>
-              </w:rPr>
-            </w:pPr>
-            <w:r>
-              <w:rPr>
-                <w:rFonts w:ascii="Calibri" w:hAnsi="Calibri" w:cs="Arial"/>
-                <w:i/>
-                <w:color w:val="548DD4"/>
-                <w:sz w:val="18"/>
-                <w:szCs w:val="20"/>
-                <w:lang w:eastAsia="es-CL"/>
-              </w:rPr>
-              <w:t>Nombra</w:t>
-            </w:r>
-            <w:r>
-              <w:rPr>
-                <w:rFonts w:ascii="Calibri" w:hAnsi="Calibri" w:cs="Arial"/>
-                <w:i/>
-                <w:color w:val="548DD4"/>
-                <w:sz w:val="18"/>
-                <w:szCs w:val="20"/>
-                <w:lang w:eastAsia="es-CL"/>
-              </w:rPr>
-              <w:t xml:space="preserve"> la</w:t>
-            </w:r>
-            <w:r>
-              <w:rPr>
-                <w:rFonts w:ascii="Calibri" w:hAnsi="Calibri" w:cs="Arial"/>
-                <w:i/>
-                <w:color w:val="548DD4"/>
-                <w:sz w:val="18"/>
-                <w:szCs w:val="20"/>
-                <w:lang w:eastAsia="es-CL"/>
-              </w:rPr>
-              <w:t>s</w:t>
-            </w:r>
-            <w:r>
-              <w:rPr>
-                <w:rFonts w:ascii="Calibri" w:hAnsi="Calibri" w:cs="Arial"/>
-                <w:i/>
-                <w:color w:val="548DD4"/>
-                <w:sz w:val="18"/>
+                <w:iCs/>
+                <w:sz w:val="18"/>
+                <w:szCs w:val="20"/>
+                <w:lang w:eastAsia="es-CL"/>
+              </w:rPr>
+            </w:pPr>
+            <w:r>
+              <w:rPr>
+                <w:rFonts w:ascii="Calibri" w:hAnsi="Calibri" w:cs="Arial"/>
+                <w:iCs/>
+                <w:sz w:val="18"/>
+                <w:szCs w:val="20"/>
+                <w:lang w:eastAsia="es-CL"/>
+              </w:rPr>
+              <w:t>Definición del proyecto, informe y RACI (Fase 1)</w:t>
+            </w:r>
+          </w:p>
+        </w:tc>
+        <w:tc>
+          <w:tcPr>
+            <w:tcW w:w="1276" w:type="dxa"/>
+          </w:tcPr>
+          <w:p>
+            <w:pPr>
+              <w:jc w:val="both"/>
+              <w:rPr>
+                <w:bCs/>
+                <w:sz w:val="18"/>
+                <w:szCs w:val="24"/>
+              </w:rPr>
+            </w:pPr>
+            <w:r>
+              <w:rPr>
+                <w:bCs/>
+                <w:sz w:val="18"/>
+                <w:szCs w:val="24"/>
+              </w:rPr>
+              <w:t>GitHub, Office</w:t>
+            </w:r>
+          </w:p>
+        </w:tc>
+        <w:tc>
+          <w:tcPr>
+            <w:tcW w:w="850" w:type="dxa"/>
+          </w:tcPr>
+          <w:p>
+            <w:pPr>
+              <w:jc w:val="both"/>
+              <w:rPr>
+                <w:bCs/>
+                <w:sz w:val="18"/>
+                <w:szCs w:val="24"/>
+              </w:rPr>
+            </w:pPr>
+            <w:r>
+              <w:rPr>
+                <w:bCs/>
+                <w:sz w:val="18"/>
+                <w:szCs w:val="24"/>
+              </w:rPr>
+              <w:t>10 días</w:t>
+            </w:r>
+          </w:p>
+        </w:tc>
+        <w:tc>
+          <w:tcPr>
+            <w:tcW w:w="993" w:type="dxa"/>
+          </w:tcPr>
+          <w:p>
+            <w:pPr>
+              <w:jc w:val="both"/>
+              <w:rPr>
+                <w:rFonts w:ascii="Calibri" w:hAnsi="Calibri" w:cs="Arial"/>
+                <w:iCs/>
+                <w:sz w:val="18"/>
+                <w:szCs w:val="20"/>
+                <w:lang w:eastAsia="es-CL"/>
+              </w:rPr>
+            </w:pPr>
+            <w:r>
+              <w:rPr>
+                <w:rFonts w:ascii="Calibri" w:hAnsi="Calibri" w:cs="Arial"/>
+                <w:iCs/>
+                <w:sz w:val="18"/>
+                <w:szCs w:val="20"/>
+                <w:lang w:eastAsia="es-CL"/>
+              </w:rPr>
+              <w:t>Equipo</w:t>
+            </w:r>
+          </w:p>
+        </w:tc>
+        <w:tc>
+          <w:tcPr>
+            <w:tcW w:w="1842" w:type="dxa"/>
+          </w:tcPr>
+          <w:p>
+            <w:pPr>
+              <w:jc w:val="both"/>
+              <w:rPr>
+                <w:rFonts w:ascii="Calibri" w:hAnsi="Calibri" w:cs="Arial"/>
+                <w:iCs/>
+                <w:sz w:val="18"/>
+                <w:szCs w:val="20"/>
+                <w:lang w:eastAsia="es-CL"/>
+              </w:rPr>
+            </w:pPr>
+            <w:r>
+              <w:rPr>
+                <w:rFonts w:ascii="Calibri" w:hAnsi="Calibri" w:cs="Arial"/>
+                <w:iCs/>
+                <w:sz w:val="18"/>
+                <w:szCs w:val="20"/>
+                <w:lang w:eastAsia="es-CL"/>
+              </w:rPr>
+              <w:t>Base del proyecto y exposición Fase 1</w:t>
+            </w:r>
+          </w:p>
+        </w:tc>
+        <w:tc>
+          <w:tcPr>
+            <w:tcW w:w="1134" w:type="dxa"/>
+          </w:tcPr>
+          <w:p>
+            <w:pPr>
+              <w:jc w:val="both"/>
+              <w:rPr>
+                <w:rFonts w:ascii="Calibri" w:hAnsi="Calibri" w:cs="Arial"/>
+                <w:iCs/>
+                <w:sz w:val="16"/>
+                <w:szCs w:val="20"/>
+                <w:lang w:eastAsia="es-CL"/>
+              </w:rPr>
+            </w:pPr>
+            <w:r>
+              <w:rPr>
+                <w:rFonts w:ascii="Calibri" w:hAnsi="Calibri" w:cs="Arial"/>
+                <w:iCs/>
+                <w:sz w:val="16"/>
                 <w:szCs w:val="20"/>
                 <w:lang w:eastAsia="es-CL"/>
               </w:rPr>
@@ -1444,13 +1453,12 @@
             <w:r>
               <w:rPr>
                 <w:rFonts w:ascii="Calibri" w:hAnsi="Calibri" w:cs="Arial"/>
-                <w:i/>
-                <w:color w:val="548DD4"/>
-                <w:sz w:val="18"/>
-                <w:szCs w:val="20"/>
-                <w:lang w:eastAsia="es-CL"/>
-              </w:rPr>
-              <w:t xml:space="preserve">actividades que se necesitan para desarrollar el proyecto APT. </w:t>
+                <w:iCs/>
+                <w:sz w:val="16"/>
+                <w:szCs w:val="20"/>
+                <w:lang w:eastAsia="es-CL"/>
+              </w:rPr>
+              <w:t>Completado</w:t>
             </w:r>
           </w:p>
         </w:tc>
@@ -1462,43 +1470,77 @@
             <w:pPr>
               <w:jc w:val="both"/>
               <w:rPr>
-                <w:b/>
-                <w:sz w:val="18"/>
-                <w:szCs w:val="24"/>
-              </w:rPr>
-            </w:pPr>
-            <w:r>
-              <w:rPr>
-                <w:rFonts w:ascii="Calibri" w:hAnsi="Calibri" w:cs="Arial"/>
-                <w:i/>
-                <w:color w:val="548DD4"/>
-                <w:sz w:val="18"/>
-                <w:szCs w:val="20"/>
-                <w:lang w:eastAsia="es-CL"/>
-              </w:rPr>
-              <w:t>Nombra los recursos necesarios para llevar a cabo las actividades</w:t>
-            </w:r>
-            <w:r>
-              <w:rPr>
-                <w:rFonts w:ascii="Calibri" w:hAnsi="Calibri" w:cs="Arial"/>
-                <w:i/>
-                <w:color w:val="548DD4"/>
-                <w:sz w:val="18"/>
-                <w:szCs w:val="20"/>
-                <w:lang w:eastAsia="es-CL"/>
-              </w:rPr>
-              <w:t xml:space="preserve"> </w:t>
-            </w:r>
-            <w:r>
-              <w:rPr>
-                <w:rFonts w:ascii="Calibri" w:hAnsi="Calibri" w:cs="Arial"/>
-                <w:i/>
-                <w:color w:val="548DD4"/>
-                <w:sz w:val="18"/>
-                <w:szCs w:val="20"/>
-                <w:lang w:eastAsia="es-CL"/>
-              </w:rPr>
-              <w:t>definidas.</w:t>
+                <w:rFonts w:ascii="Calibri" w:hAnsi="Calibri" w:cs="Arial"/>
+                <w:iCs/>
+                <w:sz w:val="18"/>
+                <w:szCs w:val="20"/>
+                <w:lang w:eastAsia="es-CL"/>
+              </w:rPr>
+            </w:pPr>
+            <w:r>
+              <w:rPr>
+                <w:rFonts w:ascii="Calibri" w:hAnsi="Calibri" w:cs="Arial"/>
+                <w:iCs/>
+                <w:sz w:val="18"/>
+                <w:szCs w:val="20"/>
+                <w:lang w:eastAsia="es-CL"/>
+              </w:rPr>
+              <w:t>---</w:t>
+            </w:r>
+          </w:p>
+        </w:tc>
+      </w:tr>
+      <w:tr>
+        <w:trPr>
+          <w:trHeight w:val="1061"/>
+        </w:trPr>
+        <w:tc>
+          <w:tcPr>
+            <w:tcW w:w="1328" w:type="dxa"/>
+          </w:tcPr>
+          <w:p>
+            <w:pPr>
+              <w:jc w:val="both"/>
+              <w:rPr>
+                <w:bCs/>
+                <w:sz w:val="18"/>
+                <w:szCs w:val="24"/>
+              </w:rPr>
+            </w:pPr>
+            <w:r>
+              <w:rPr>
+                <w:bCs/>
+                <w:sz w:val="18"/>
+                <w:szCs w:val="24"/>
+              </w:rPr>
+              <w:t>Desarrollar solución de software</w:t>
+            </w:r>
+          </w:p>
+        </w:tc>
+        <w:tc>
+          <w:tcPr>
+            <w:tcW w:w="1077" w:type="dxa"/>
+          </w:tcPr>
+          <w:p>
+            <w:pPr>
+              <w:jc w:val="both"/>
+              <w:rPr>
+                <w:rFonts w:ascii="Calibri" w:hAnsi="Calibri" w:cs="Arial"/>
+                <w:iCs/>
+                <w:sz w:val="18"/>
+                <w:szCs w:val="20"/>
+                <w:lang w:eastAsia="es-CL"/>
+              </w:rPr>
+            </w:pPr>
+            <w:r>
+              <w:rPr>
+                <w:rFonts w:ascii="Calibri" w:hAnsi="Calibri" w:cs="Arial"/>
+                <w:iCs/>
+                <w:sz w:val="18"/>
+                <w:szCs w:val="20"/>
+                <w:lang w:eastAsia="es-CL"/>
+              </w:rPr>
+              <w:t>Setup repositorio y ramas por integrante</w:t>
             </w:r>
           </w:p>
         </w:tc>
@@ -1510,127 +1552,122 @@
             <w:pPr>
               <w:jc w:val="both"/>
               <w:rPr>
-                <w:b/>
-                <w:sz w:val="18"/>
-                <w:szCs w:val="24"/>
-              </w:rPr>
-            </w:pPr>
-            <w:r>
-              <w:rPr>
-                <w:rFonts w:ascii="Calibri" w:hAnsi="Calibri" w:cs="Arial"/>
-                <w:i/>
-                <w:color w:val="548DD4"/>
-                <w:sz w:val="18"/>
-                <w:szCs w:val="20"/>
-                <w:lang w:eastAsia="es-CL"/>
-              </w:rPr>
-              <w:t xml:space="preserve">Señala </w:t>
-            </w:r>
-            <w:r>
-              <w:rPr>
-                <w:rFonts w:ascii="Calibri" w:hAnsi="Calibri" w:cs="Arial"/>
-                <w:i/>
-                <w:color w:val="548DD4"/>
-                <w:sz w:val="18"/>
-                <w:szCs w:val="20"/>
-                <w:lang w:eastAsia="es-CL"/>
-              </w:rPr>
-              <w:t>la duración de</w:t>
-            </w:r>
-            <w:r>
-              <w:rPr>
-                <w:rFonts w:ascii="Calibri" w:hAnsi="Calibri" w:cs="Arial"/>
-                <w:i/>
-                <w:color w:val="548DD4"/>
-                <w:sz w:val="18"/>
-                <w:szCs w:val="20"/>
-                <w:lang w:eastAsia="es-CL"/>
-              </w:rPr>
-              <w:t xml:space="preserve"> cada </w:t>
-            </w:r>
-            <w:r>
-              <w:rPr>
-                <w:rFonts w:ascii="Calibri" w:hAnsi="Calibri" w:cs="Arial"/>
-                <w:i/>
-                <w:color w:val="548DD4"/>
-                <w:sz w:val="18"/>
-                <w:szCs w:val="20"/>
-                <w:lang w:eastAsia="es-CL"/>
-              </w:rPr>
-              <w:t>actividad</w:t>
-            </w:r>
-            <w:r>
-              <w:rPr>
-                <w:rFonts w:ascii="Calibri" w:hAnsi="Calibri" w:cs="Arial"/>
-                <w:i/>
-                <w:color w:val="548DD4"/>
-                <w:sz w:val="18"/>
-                <w:szCs w:val="20"/>
-                <w:lang w:eastAsia="es-CL"/>
-              </w:rPr>
-              <w:t xml:space="preserve">. </w:t>
-            </w:r>
-          </w:p>
-        </w:tc>
-        <w:tc>
-          <w:tcPr>
-            <w:tcW w:w="1275" w:type="dxa"/>
-          </w:tcPr>
-          <w:p>
-            <w:pPr>
-              <w:jc w:val="both"/>
-              <w:rPr>
-                <w:rFonts w:ascii="Calibri" w:hAnsi="Calibri" w:cs="Arial"/>
-                <w:i/>
-                <w:color w:val="548DD4"/>
-                <w:sz w:val="18"/>
-                <w:szCs w:val="20"/>
-                <w:lang w:eastAsia="es-CL"/>
-              </w:rPr>
-            </w:pPr>
-            <w:r>
-              <w:rPr>
-                <w:rFonts w:ascii="Calibri" w:hAnsi="Calibri" w:cs="Arial"/>
-                <w:i/>
-                <w:color w:val="548DD4"/>
-                <w:sz w:val="18"/>
-                <w:szCs w:val="20"/>
-                <w:lang w:eastAsia="es-CL"/>
-              </w:rPr>
-              <w:t xml:space="preserve">Escribe el </w:t>
-            </w:r>
-            <w:r>
-              <w:rPr>
-                <w:rFonts w:ascii="Calibri" w:hAnsi="Calibri" w:cs="Arial"/>
-                <w:i/>
-                <w:color w:val="548DD4"/>
-                <w:sz w:val="18"/>
-                <w:szCs w:val="20"/>
-                <w:lang w:eastAsia="es-CL"/>
-              </w:rPr>
-              <w:t xml:space="preserve">nombre del integrante del equipo responsable de </w:t>
-            </w:r>
-            <w:r>
-              <w:rPr>
-                <w:rFonts w:ascii="Calibri" w:hAnsi="Calibri" w:cs="Arial"/>
-                <w:i/>
-                <w:color w:val="548DD4"/>
-                <w:sz w:val="18"/>
-                <w:szCs w:val="20"/>
-                <w:lang w:eastAsia="es-CL"/>
-              </w:rPr>
-              <w:t xml:space="preserve">cada </w:t>
-            </w:r>
-            <w:r>
-              <w:rPr>
-                <w:rFonts w:ascii="Calibri" w:hAnsi="Calibri" w:cs="Arial"/>
-                <w:i/>
-                <w:color w:val="548DD4"/>
-                <w:sz w:val="18"/>
-                <w:szCs w:val="20"/>
-                <w:lang w:eastAsia="es-CL"/>
-              </w:rPr>
-              <w:t>actividad.</w:t>
+                <w:bCs/>
+                <w:sz w:val="18"/>
+                <w:szCs w:val="24"/>
+              </w:rPr>
+            </w:pPr>
+            <w:r>
+              <w:rPr>
+                <w:bCs/>
+                <w:sz w:val="18"/>
+                <w:szCs w:val="24"/>
+              </w:rPr>
+              <w:t>GitHub</w:t>
+            </w:r>
+          </w:p>
+        </w:tc>
+        <w:tc>
+          <w:tcPr>
+            <w:tcW w:w="850" w:type="dxa"/>
+          </w:tcPr>
+          <w:p>
+            <w:pPr>
+              <w:jc w:val="both"/>
+              <w:rPr>
+                <w:bCs/>
+                <w:sz w:val="18"/>
+                <w:szCs w:val="24"/>
+              </w:rPr>
+            </w:pPr>
+            <w:r>
+              <w:rPr>
+                <w:bCs/>
+                <w:sz w:val="18"/>
+                <w:szCs w:val="24"/>
+              </w:rPr>
+              <w:t>2 días</w:t>
+            </w:r>
+          </w:p>
+        </w:tc>
+        <w:tc>
+          <w:tcPr>
+            <w:tcW w:w="993" w:type="dxa"/>
+          </w:tcPr>
+          <w:p>
+            <w:pPr>
+              <w:jc w:val="both"/>
+              <w:rPr>
+                <w:rFonts w:ascii="Calibri" w:hAnsi="Calibri" w:cs="Arial"/>
+                <w:iCs/>
+                <w:sz w:val="18"/>
+                <w:szCs w:val="20"/>
+                <w:lang w:eastAsia="es-CL"/>
+              </w:rPr>
+            </w:pPr>
+            <w:r>
+              <w:rPr>
+                <w:rFonts w:ascii="Calibri" w:hAnsi="Calibri" w:cs="Arial"/>
+                <w:iCs/>
+                <w:sz w:val="18"/>
+                <w:szCs w:val="20"/>
+                <w:lang w:eastAsia="es-CL"/>
+              </w:rPr>
+              <w:t>Equipo</w:t>
+            </w:r>
+          </w:p>
+        </w:tc>
+        <w:tc>
+          <w:tcPr>
+            <w:tcW w:w="1842" w:type="dxa"/>
+          </w:tcPr>
+          <w:p>
+            <w:pPr>
+              <w:jc w:val="both"/>
+              <w:rPr>
+                <w:rFonts w:ascii="Calibri" w:hAnsi="Calibri" w:cs="Arial"/>
+                <w:iCs/>
+                <w:sz w:val="18"/>
+                <w:szCs w:val="20"/>
+                <w:lang w:eastAsia="es-CL"/>
+              </w:rPr>
+            </w:pPr>
+            <w:r>
+              <w:rPr>
+                <w:rFonts w:ascii="Calibri" w:hAnsi="Calibri" w:cs="Arial"/>
+                <w:iCs/>
+                <w:sz w:val="18"/>
+                <w:szCs w:val="20"/>
+                <w:lang w:eastAsia="es-CL"/>
+              </w:rPr>
+              <w:t>Flujo de ramas + PR funcionando</w:t>
+            </w:r>
+          </w:p>
+        </w:tc>
+        <w:tc>
+          <w:tcPr>
+            <w:tcW w:w="1134" w:type="dxa"/>
+          </w:tcPr>
+          <w:p>
+            <w:pPr>
+              <w:jc w:val="both"/>
+              <w:rPr>
+                <w:rFonts w:ascii="Calibri" w:hAnsi="Calibri" w:cs="Arial"/>
+                <w:iCs/>
+                <w:sz w:val="16"/>
+                <w:szCs w:val="20"/>
+                <w:lang w:eastAsia="es-CL"/>
+              </w:rPr>
+            </w:pPr>
+            <w:r>
+              <w:rPr>
+                <w:rFonts w:ascii="Calibri" w:hAnsi="Calibri" w:cs="Arial"/>
+                <w:iCs/>
+                <w:sz w:val="16"/>
+                <w:szCs w:val="20"/>
+                <w:lang w:eastAsia="es-CL"/>
+              </w:rPr>
+              <w:t>Completado</w:t>
             </w:r>
           </w:p>
         </w:tc>
@@ -1643,190 +1680,518 @@
               <w:jc w:val="both"/>
               <w:rPr>
                 <w:rFonts w:ascii="Calibri" w:hAnsi="Calibri" w:cs="Arial"/>
-                <w:i/>
-                <w:color w:val="548DD4"/>
-                <w:sz w:val="18"/>
-                <w:szCs w:val="20"/>
-                <w:lang w:eastAsia="es-CL"/>
-              </w:rPr>
-            </w:pPr>
-            <w:r>
-              <w:rPr>
-                <w:rFonts w:ascii="Calibri" w:hAnsi="Calibri" w:cs="Arial"/>
-                <w:i/>
-                <w:color w:val="548DD4"/>
-                <w:sz w:val="18"/>
-                <w:szCs w:val="20"/>
-                <w:lang w:eastAsia="es-CL"/>
-              </w:rPr>
-              <w:t xml:space="preserve">Señala </w:t>
-            </w:r>
-            <w:r>
-              <w:rPr>
-                <w:rFonts w:ascii="Calibri" w:hAnsi="Calibri" w:cs="Arial"/>
-                <w:i/>
-                <w:color w:val="548DD4"/>
-                <w:sz w:val="18"/>
-                <w:szCs w:val="20"/>
-                <w:lang w:eastAsia="es-CL"/>
-              </w:rPr>
-              <w:t>las dific</w:t>
-            </w:r>
-            <w:r>
-              <w:rPr>
-                <w:rFonts w:ascii="Calibri" w:hAnsi="Calibri" w:cs="Arial"/>
-                <w:i/>
-                <w:color w:val="548DD4"/>
-                <w:sz w:val="18"/>
-                <w:szCs w:val="20"/>
-                <w:lang w:eastAsia="es-CL"/>
-              </w:rPr>
-              <w:t>ult</w:t>
-            </w:r>
-            <w:r>
-              <w:rPr>
-                <w:rFonts w:ascii="Calibri" w:hAnsi="Calibri" w:cs="Arial"/>
-                <w:i/>
-                <w:color w:val="548DD4"/>
-                <w:sz w:val="18"/>
-                <w:szCs w:val="20"/>
-                <w:lang w:eastAsia="es-CL"/>
-              </w:rPr>
-              <w:t>ades o facilitadores que se podrían presentar durante la ejecución de cada una de las actividades propuestas.</w:t>
-            </w:r>
-          </w:p>
-        </w:tc>
-        <w:tc>
-          <w:tcPr>
-            <w:tcW w:w="1418" w:type="dxa"/>
-          </w:tcPr>
-          <w:p>
-            <w:pPr>
-              <w:jc w:val="both"/>
-              <w:rPr>
-                <w:rFonts w:ascii="Calibri" w:hAnsi="Calibri" w:cs="Arial"/>
-                <w:i/>
-                <w:color w:val="548DD4"/>
-                <w:sz w:val="18"/>
-                <w:szCs w:val="20"/>
-                <w:lang w:eastAsia="es-CL"/>
-              </w:rPr>
-            </w:pPr>
-            <w:r>
-              <w:rPr>
-                <w:rFonts w:ascii="Calibri" w:hAnsi="Calibri" w:cs="Arial"/>
-                <w:i/>
-                <w:color w:val="548DD4"/>
-                <w:sz w:val="18"/>
-                <w:szCs w:val="20"/>
-                <w:lang w:eastAsia="es-CL"/>
-              </w:rPr>
-              <w:t>D</w:t>
-            </w:r>
-            <w:r>
-              <w:rPr>
-                <w:rFonts w:ascii="Calibri" w:hAnsi="Calibri" w:cs="Arial"/>
-                <w:i/>
-                <w:color w:val="548DD4"/>
-                <w:sz w:val="18"/>
-                <w:szCs w:val="20"/>
-                <w:lang w:eastAsia="es-CL"/>
-              </w:rPr>
-              <w:t>escribe</w:t>
-            </w:r>
-            <w:r>
-              <w:rPr>
-                <w:rFonts w:ascii="Calibri" w:hAnsi="Calibri" w:cs="Arial"/>
-                <w:i/>
-                <w:color w:val="548DD4"/>
-                <w:sz w:val="18"/>
-                <w:szCs w:val="20"/>
-                <w:lang w:eastAsia="es-CL"/>
-              </w:rPr>
-              <w:t xml:space="preserve"> el estado de avance </w:t>
-            </w:r>
-            <w:r>
-              <w:rPr>
-                <w:rFonts w:ascii="Calibri" w:hAnsi="Calibri" w:cs="Arial"/>
-                <w:i/>
-                <w:color w:val="548DD4"/>
-                <w:sz w:val="18"/>
-                <w:szCs w:val="20"/>
-                <w:lang w:eastAsia="es-CL"/>
-              </w:rPr>
-              <w:t>de cada actividad.</w:t>
-            </w:r>
-          </w:p>
-          <w:p>
-            <w:pPr>
-              <w:jc w:val="both"/>
-              <w:rPr>
-                <w:rFonts w:ascii="Calibri" w:hAnsi="Calibri" w:cs="Arial"/>
-                <w:i/>
-                <w:color w:val="C00000"/>
+                <w:iCs/>
+                <w:sz w:val="18"/>
+                <w:szCs w:val="20"/>
+                <w:lang w:eastAsia="es-CL"/>
+              </w:rPr>
+            </w:pPr>
+            <w:r>
+              <w:rPr>
+                <w:rFonts w:ascii="Calibri" w:hAnsi="Calibri" w:cs="Arial"/>
+                <w:iCs/>
+                <w:sz w:val="18"/>
+                <w:szCs w:val="20"/>
+                <w:lang w:eastAsia="es-CL"/>
+              </w:rPr>
+              <w:t>----</w:t>
+            </w:r>
+          </w:p>
+        </w:tc>
+      </w:tr>
+      <w:tr>
+        <w:trPr>
+          <w:trHeight w:val="1785"/>
+        </w:trPr>
+        <w:tc>
+          <w:tcPr>
+            <w:tcW w:w="1328" w:type="dxa"/>
+          </w:tcPr>
+          <w:p>
+            <w:pPr>
+              <w:jc w:val="both"/>
+              <w:rPr>
+                <w:bCs/>
+                <w:sz w:val="18"/>
+                <w:szCs w:val="24"/>
+              </w:rPr>
+            </w:pPr>
+            <w:r>
+              <w:rPr>
+                <w:bCs/>
+                <w:sz w:val="18"/>
+                <w:szCs w:val="24"/>
+              </w:rPr>
+              <w:t>Desarrollar solución de software</w:t>
+            </w:r>
+          </w:p>
+        </w:tc>
+        <w:tc>
+          <w:tcPr>
+            <w:tcW w:w="1077" w:type="dxa"/>
+          </w:tcPr>
+          <w:p>
+            <w:pPr>
+              <w:jc w:val="both"/>
+              <w:rPr>
+                <w:rFonts w:ascii="Calibri" w:hAnsi="Calibri" w:cs="Arial"/>
+                <w:iCs/>
+                <w:sz w:val="18"/>
+                <w:szCs w:val="20"/>
+                <w:lang w:eastAsia="es-CL"/>
+              </w:rPr>
+            </w:pPr>
+            <w:r>
+              <w:rPr>
+                <w:rFonts w:ascii="Calibri" w:hAnsi="Calibri" w:cs="Arial"/>
+                <w:iCs/>
+                <w:sz w:val="18"/>
+                <w:szCs w:val="20"/>
+                <w:lang w:eastAsia="es-CL"/>
+              </w:rPr>
+              <w:t>Backend: autenticación y roles (RF06)</w:t>
+            </w:r>
+          </w:p>
+        </w:tc>
+        <w:tc>
+          <w:tcPr>
+            <w:tcW w:w="1276" w:type="dxa"/>
+          </w:tcPr>
+          <w:p>
+            <w:pPr>
+              <w:jc w:val="both"/>
+              <w:rPr>
+                <w:bCs/>
+                <w:sz w:val="18"/>
+                <w:szCs w:val="24"/>
+              </w:rPr>
+            </w:pPr>
+            <w:r>
+              <w:rPr>
+                <w:bCs/>
+                <w:sz w:val="18"/>
+                <w:szCs w:val="24"/>
+              </w:rPr>
+              <w:t>Spring Boot, Spring Security, BCrypt</w:t>
+            </w:r>
+          </w:p>
+        </w:tc>
+        <w:tc>
+          <w:tcPr>
+            <w:tcW w:w="850" w:type="dxa"/>
+          </w:tcPr>
+          <w:p>
+            <w:pPr>
+              <w:jc w:val="both"/>
+              <w:rPr>
+                <w:bCs/>
+                <w:sz w:val="18"/>
+                <w:szCs w:val="24"/>
+              </w:rPr>
+            </w:pPr>
+            <w:r>
+              <w:rPr>
+                <w:bCs/>
+                <w:sz w:val="18"/>
+                <w:szCs w:val="24"/>
+              </w:rPr>
+              <w:t>4 días</w:t>
+            </w:r>
+          </w:p>
+        </w:tc>
+        <w:tc>
+          <w:tcPr>
+            <w:tcW w:w="993" w:type="dxa"/>
+          </w:tcPr>
+          <w:p>
+            <w:pPr>
+              <w:jc w:val="both"/>
+              <w:rPr>
+                <w:rFonts w:ascii="Calibri" w:hAnsi="Calibri" w:cs="Arial"/>
+                <w:iCs/>
+                <w:sz w:val="18"/>
+                <w:szCs w:val="20"/>
+                <w:lang w:eastAsia="es-CL"/>
+              </w:rPr>
+            </w:pPr>
+            <w:r>
+              <w:rPr>
+                <w:rFonts w:ascii="Calibri" w:hAnsi="Calibri" w:cs="Arial"/>
+                <w:iCs/>
+                <w:sz w:val="18"/>
+                <w:szCs w:val="20"/>
+                <w:lang w:eastAsia="es-CL"/>
+              </w:rPr>
+              <w:t>Claudio Murúa</w:t>
+            </w:r>
+          </w:p>
+        </w:tc>
+        <w:tc>
+          <w:tcPr>
+            <w:tcW w:w="1842" w:type="dxa"/>
+          </w:tcPr>
+          <w:p>
+            <w:pPr>
+              <w:jc w:val="both"/>
+              <w:rPr>
+                <w:rFonts w:ascii="Calibri" w:hAnsi="Calibri" w:cs="Arial"/>
+                <w:iCs/>
+                <w:sz w:val="18"/>
+                <w:szCs w:val="20"/>
+                <w:lang w:eastAsia="es-CL"/>
+              </w:rPr>
+            </w:pPr>
+            <w:r>
+              <w:rPr>
+                <w:rFonts w:ascii="Calibri" w:hAnsi="Calibri" w:cs="Arial"/>
+                <w:iCs/>
+                <w:sz w:val="18"/>
+                <w:szCs w:val="20"/>
+                <w:lang w:eastAsia="es-CL"/>
+              </w:rPr>
+              <w:t>Login con token y roles Analista/Supervisor/Administrador</w:t>
+            </w:r>
+          </w:p>
+        </w:tc>
+        <w:tc>
+          <w:tcPr>
+            <w:tcW w:w="1134" w:type="dxa"/>
+          </w:tcPr>
+          <w:p>
+            <w:pPr>
+              <w:jc w:val="both"/>
+              <w:rPr>
+                <w:rFonts w:ascii="Calibri" w:hAnsi="Calibri" w:cs="Arial"/>
+                <w:iCs/>
                 <w:sz w:val="16"/>
                 <w:szCs w:val="20"/>
                 <w:lang w:eastAsia="es-CL"/>
               </w:rPr>
             </w:pPr>
-          </w:p>
-          <w:p>
-            <w:pPr>
-              <w:jc w:val="both"/>
-              <w:rPr>
-                <w:rFonts w:ascii="Calibri" w:hAnsi="Calibri" w:cs="Arial"/>
-                <w:i/>
-                <w:color w:val="548DD4"/>
-                <w:sz w:val="18"/>
-                <w:szCs w:val="20"/>
-                <w:lang w:eastAsia="es-CL"/>
-              </w:rPr>
-            </w:pPr>
-            <w:r>
-              <w:rPr>
-                <w:rFonts w:ascii="Calibri" w:hAnsi="Calibri" w:cs="Arial"/>
-                <w:i/>
-                <w:color w:val="548DD4"/>
-                <w:sz w:val="18"/>
-                <w:szCs w:val="20"/>
-                <w:lang w:eastAsia="es-CL"/>
-              </w:rPr>
-              <w:t xml:space="preserve">Tipos de estado: </w:t>
-            </w:r>
-          </w:p>
-          <w:p>
-            <w:pPr>
-              <w:jc w:val="both"/>
-              <w:rPr>
-                <w:rFonts w:ascii="Calibri" w:hAnsi="Calibri" w:cs="Arial"/>
-                <w:i/>
-                <w:color w:val="C00000"/>
+            <w:r>
+              <w:rPr>
+                <w:rFonts w:ascii="Calibri" w:hAnsi="Calibri" w:cs="Arial"/>
+                <w:iCs/>
                 <w:sz w:val="16"/>
                 <w:szCs w:val="20"/>
                 <w:lang w:eastAsia="es-CL"/>
               </w:rPr>
-            </w:pPr>
-            <w:r>
-              <w:rPr>
-                <w:rFonts w:ascii="Calibri" w:hAnsi="Calibri" w:cs="Arial"/>
-                <w:i/>
-                <w:color w:val="548DD4"/>
-                <w:sz w:val="18"/>
-                <w:szCs w:val="20"/>
-                <w:lang w:eastAsia="es-CL"/>
-              </w:rPr>
-              <w:t>En curso/ Con retraso/ No iniciado/ Completado/ Ajustada</w:t>
-            </w:r>
-            <w:r>
-              <w:rPr>
-                <w:rFonts w:ascii="Calibri" w:hAnsi="Calibri" w:cs="Arial"/>
-                <w:i/>
-                <w:color w:val="C00000"/>
+              <w:t>Completado</w:t>
+            </w:r>
+          </w:p>
+        </w:tc>
+        <w:tc>
+          <w:tcPr>
+            <w:tcW w:w="1276" w:type="dxa"/>
+          </w:tcPr>
+          <w:p>
+            <w:pPr>
+              <w:jc w:val="both"/>
+              <w:rPr>
+                <w:rFonts w:ascii="Calibri" w:hAnsi="Calibri" w:cs="Arial"/>
+                <w:iCs/>
+                <w:sz w:val="18"/>
+                <w:szCs w:val="20"/>
+                <w:lang w:eastAsia="es-CL"/>
+              </w:rPr>
+            </w:pPr>
+            <w:r>
+              <w:rPr>
+                <w:rFonts w:ascii="Calibri" w:hAnsi="Calibri" w:cs="Arial"/>
+                <w:iCs/>
+                <w:sz w:val="18"/>
+                <w:szCs w:val="20"/>
+                <w:lang w:eastAsia="es-CL"/>
+              </w:rPr>
+              <w:t>Reforzado con seguridad por rol en los endpoints</w:t>
+            </w:r>
+          </w:p>
+        </w:tc>
+      </w:tr>
+      <w:tr>
+        <w:trPr>
+          <w:trHeight w:val="1785"/>
+        </w:trPr>
+        <w:tc>
+          <w:tcPr>
+            <w:tcW w:w="1328" w:type="dxa"/>
+          </w:tcPr>
+          <w:p>
+            <w:pPr>
+              <w:jc w:val="both"/>
+              <w:rPr>
+                <w:bCs/>
+                <w:sz w:val="18"/>
+                <w:szCs w:val="24"/>
+              </w:rPr>
+            </w:pPr>
+            <w:r>
+              <w:rPr>
+                <w:bCs/>
+                <w:sz w:val="18"/>
+                <w:szCs w:val="24"/>
+              </w:rPr>
+              <w:t>Desarrollar solución de software</w:t>
+            </w:r>
+          </w:p>
+        </w:tc>
+        <w:tc>
+          <w:tcPr>
+            <w:tcW w:w="1077" w:type="dxa"/>
+          </w:tcPr>
+          <w:p>
+            <w:pPr>
+              <w:jc w:val="both"/>
+              <w:rPr>
+                <w:rFonts w:ascii="Calibri" w:hAnsi="Calibri" w:cs="Arial"/>
+                <w:iCs/>
+                <w:sz w:val="18"/>
+                <w:szCs w:val="20"/>
+                <w:lang w:eastAsia="es-CL"/>
+              </w:rPr>
+            </w:pPr>
+            <w:r>
+              <w:rPr>
+                <w:rFonts w:ascii="Calibri" w:hAnsi="Calibri" w:cs="Arial"/>
+                <w:iCs/>
+                <w:sz w:val="18"/>
+                <w:szCs w:val="20"/>
+                <w:lang w:eastAsia="es-CL"/>
+              </w:rPr>
+              <w:t>Cliente JavaFX: pantallas base y conexión a la API</w:t>
+            </w:r>
+          </w:p>
+        </w:tc>
+        <w:tc>
+          <w:tcPr>
+            <w:tcW w:w="1276" w:type="dxa"/>
+          </w:tcPr>
+          <w:p>
+            <w:pPr>
+              <w:jc w:val="both"/>
+              <w:rPr>
+                <w:bCs/>
+                <w:sz w:val="18"/>
+                <w:szCs w:val="24"/>
+              </w:rPr>
+            </w:pPr>
+            <w:r>
+              <w:rPr>
+                <w:bCs/>
+                <w:sz w:val="18"/>
+                <w:szCs w:val="24"/>
+              </w:rPr>
+              <w:t>JavaFX, Java 21</w:t>
+            </w:r>
+          </w:p>
+        </w:tc>
+        <w:tc>
+          <w:tcPr>
+            <w:tcW w:w="850" w:type="dxa"/>
+          </w:tcPr>
+          <w:p>
+            <w:pPr>
+              <w:jc w:val="both"/>
+              <w:rPr>
+                <w:bCs/>
+                <w:sz w:val="18"/>
+                <w:szCs w:val="24"/>
+              </w:rPr>
+            </w:pPr>
+            <w:r>
+              <w:rPr>
+                <w:bCs/>
+                <w:sz w:val="18"/>
+                <w:szCs w:val="24"/>
+              </w:rPr>
+              <w:t>8 días</w:t>
+            </w:r>
+          </w:p>
+        </w:tc>
+        <w:tc>
+          <w:tcPr>
+            <w:tcW w:w="993" w:type="dxa"/>
+          </w:tcPr>
+          <w:p>
+            <w:pPr>
+              <w:jc w:val="both"/>
+              <w:rPr>
+                <w:rFonts w:ascii="Calibri" w:hAnsi="Calibri" w:cs="Arial"/>
+                <w:iCs/>
+                <w:sz w:val="18"/>
+                <w:szCs w:val="20"/>
+                <w:lang w:eastAsia="es-CL"/>
+              </w:rPr>
+            </w:pPr>
+            <w:r>
+              <w:rPr>
+                <w:rFonts w:ascii="Calibri" w:hAnsi="Calibri" w:cs="Arial"/>
+                <w:iCs/>
+                <w:sz w:val="18"/>
+                <w:szCs w:val="20"/>
+                <w:lang w:eastAsia="es-CL"/>
+              </w:rPr>
+              <w:t>Cristian Solís</w:t>
+            </w:r>
+          </w:p>
+        </w:tc>
+        <w:tc>
+          <w:tcPr>
+            <w:tcW w:w="1842" w:type="dxa"/>
+          </w:tcPr>
+          <w:p>
+            <w:pPr>
+              <w:jc w:val="both"/>
+              <w:rPr>
+                <w:rFonts w:ascii="Calibri" w:hAnsi="Calibri" w:cs="Arial"/>
+                <w:iCs/>
+                <w:sz w:val="18"/>
+                <w:szCs w:val="20"/>
+                <w:lang w:eastAsia="es-CL"/>
+              </w:rPr>
+            </w:pPr>
+            <w:r>
+              <w:rPr>
+                <w:rFonts w:ascii="Calibri" w:hAnsi="Calibri" w:cs="Arial"/>
+                <w:iCs/>
+                <w:sz w:val="18"/>
+                <w:szCs w:val="20"/>
+                <w:lang w:eastAsia="es-CL"/>
+              </w:rPr>
+              <w:t>Marco de navegación y consumo de la API</w:t>
+            </w:r>
+          </w:p>
+        </w:tc>
+        <w:tc>
+          <w:tcPr>
+            <w:tcW w:w="1134" w:type="dxa"/>
+          </w:tcPr>
+          <w:p>
+            <w:pPr>
+              <w:jc w:val="both"/>
+              <w:rPr>
+                <w:rFonts w:ascii="Calibri" w:hAnsi="Calibri" w:cs="Arial"/>
+                <w:iCs/>
                 <w:sz w:val="16"/>
                 <w:szCs w:val="20"/>
                 <w:lang w:eastAsia="es-CL"/>
               </w:rPr>
-              <w:t xml:space="preserve"> </w:t>
+            </w:pPr>
+            <w:r>
+              <w:rPr>
+                <w:rFonts w:ascii="Calibri" w:hAnsi="Calibri" w:cs="Arial"/>
+                <w:iCs/>
+                <w:sz w:val="16"/>
+                <w:szCs w:val="20"/>
+                <w:lang w:eastAsia="es-CL"/>
+              </w:rPr>
+              <w:t>Completado</w:t>
+            </w:r>
+          </w:p>
+        </w:tc>
+        <w:tc>
+          <w:tcPr>
+            <w:tcW w:w="1276" w:type="dxa"/>
+          </w:tcPr>
+          <w:p>
+            <w:pPr>
+              <w:jc w:val="both"/>
+              <w:rPr>
+                <w:rFonts w:ascii="Calibri" w:hAnsi="Calibri" w:cs="Arial"/>
+                <w:iCs/>
+                <w:sz w:val="18"/>
+                <w:szCs w:val="20"/>
+                <w:lang w:eastAsia="es-CL"/>
+              </w:rPr>
+            </w:pPr>
+            <w:r>
+              <w:rPr>
+                <w:rFonts w:ascii="Calibri" w:hAnsi="Calibri" w:cs="Arial"/>
+                <w:iCs/>
+                <w:sz w:val="18"/>
+                <w:szCs w:val="20"/>
+                <w:lang w:eastAsia="es-CL"/>
+              </w:rPr>
+              <w:t>---</w:t>
+            </w:r>
+          </w:p>
+        </w:tc>
+      </w:tr>
+      <w:tr>
+        <w:trPr>
+          <w:trHeight w:val="1785"/>
+        </w:trPr>
+        <w:tc>
+          <w:tcPr>
+            <w:tcW w:w="1328" w:type="dxa"/>
+          </w:tcPr>
+          <w:p>
+            <w:pPr>
+              <w:jc w:val="both"/>
+              <w:rPr>
+                <w:bCs/>
+                <w:sz w:val="18"/>
+                <w:szCs w:val="24"/>
+              </w:rPr>
+            </w:pPr>
+            <w:r>
+              <w:rPr>
+                <w:bCs/>
+                <w:sz w:val="18"/>
+                <w:szCs w:val="24"/>
+              </w:rPr>
+              <w:lastRenderedPageBreak/>
+              <w:t>Desarrollar solución de software</w:t>
+            </w:r>
+          </w:p>
+        </w:tc>
+        <w:tc>
+          <w:tcPr>
+            <w:tcW w:w="1077" w:type="dxa"/>
+          </w:tcPr>
+          <w:p>
+            <w:pPr>
+              <w:jc w:val="both"/>
+              <w:rPr>
+                <w:rFonts w:ascii="Calibri" w:hAnsi="Calibri" w:cs="Arial"/>
+                <w:iCs/>
+                <w:sz w:val="18"/>
+                <w:szCs w:val="20"/>
+                <w:lang w:eastAsia="es-CL"/>
+              </w:rPr>
+            </w:pPr>
+            <w:r>
+              <w:rPr>
+                <w:rFonts w:ascii="Calibri" w:hAnsi="Calibri" w:cs="Arial"/>
+                <w:iCs/>
+                <w:sz w:val="18"/>
+                <w:szCs w:val="20"/>
+                <w:lang w:eastAsia="es-CL"/>
+              </w:rPr>
+              <w:t>Configuración de la API REST base</w:t>
+            </w:r>
+          </w:p>
+        </w:tc>
+        <w:tc>
+          <w:tcPr>
+            <w:tcW w:w="1276" w:type="dxa"/>
+          </w:tcPr>
+          <w:p>
+            <w:pPr>
+              <w:jc w:val="both"/>
+              <w:rPr>
+                <w:bCs/>
+                <w:sz w:val="18"/>
+                <w:szCs w:val="24"/>
+              </w:rPr>
+            </w:pPr>
+            <w:r>
+              <w:rPr>
+                <w:bCs/>
+                <w:sz w:val="18"/>
+                <w:szCs w:val="24"/>
+              </w:rPr>
+              <w:t>Spring Boot</w:t>
             </w:r>
           </w:p>
         </w:tc>
@@ -1838,68 +2203,2643 @@
             <w:pPr>
               <w:jc w:val="both"/>
               <w:rPr>
-                <w:rFonts w:ascii="Calibri" w:hAnsi="Calibri" w:cs="Arial"/>
-                <w:i/>
-                <w:color w:val="548DD4"/>
-                <w:sz w:val="18"/>
-                <w:szCs w:val="20"/>
-                <w:lang w:eastAsia="es-CL"/>
-              </w:rPr>
-            </w:pPr>
-            <w:r>
-              <w:rPr>
-                <w:rFonts w:ascii="Calibri" w:hAnsi="Calibri" w:cs="Arial"/>
-                <w:i/>
-                <w:color w:val="548DD4"/>
-                <w:sz w:val="18"/>
-                <w:szCs w:val="20"/>
-                <w:lang w:eastAsia="es-CL"/>
-              </w:rPr>
-              <w:t>S</w:t>
-            </w:r>
-            <w:r>
-              <w:rPr>
-                <w:rFonts w:ascii="Calibri" w:hAnsi="Calibri" w:cs="Arial"/>
-                <w:i/>
-                <w:color w:val="548DD4"/>
-                <w:sz w:val="18"/>
-                <w:szCs w:val="20"/>
-                <w:lang w:eastAsia="es-CL"/>
-              </w:rPr>
-              <w:t>e</w:t>
-            </w:r>
-            <w:r>
-              <w:rPr>
-                <w:rFonts w:ascii="Calibri" w:hAnsi="Calibri" w:cs="Arial"/>
-                <w:i/>
-                <w:color w:val="548DD4"/>
-                <w:sz w:val="18"/>
-                <w:szCs w:val="20"/>
-                <w:lang w:eastAsia="es-CL"/>
-              </w:rPr>
-              <w:t xml:space="preserve">ñala los ajustes o reformulaciones </w:t>
-            </w:r>
-            <w:r>
-              <w:rPr>
-                <w:rFonts w:ascii="Calibri" w:hAnsi="Calibri" w:cs="Arial"/>
-                <w:i/>
-                <w:color w:val="548DD4"/>
-                <w:sz w:val="18"/>
-                <w:szCs w:val="20"/>
-                <w:lang w:eastAsia="es-CL"/>
-              </w:rPr>
-              <w:t>que has realiza</w:t>
-            </w:r>
-            <w:r>
-              <w:rPr>
-                <w:rFonts w:ascii="Calibri" w:hAnsi="Calibri" w:cs="Arial"/>
-                <w:i/>
-                <w:color w:val="548DD4"/>
-                <w:sz w:val="18"/>
-                <w:szCs w:val="20"/>
-                <w:lang w:eastAsia="es-CL"/>
-              </w:rPr>
-              <w:t xml:space="preserve">do. </w:t>
+                <w:bCs/>
+                <w:sz w:val="18"/>
+                <w:szCs w:val="24"/>
+              </w:rPr>
+            </w:pPr>
+            <w:r>
+              <w:rPr>
+                <w:bCs/>
+                <w:sz w:val="18"/>
+                <w:szCs w:val="24"/>
+              </w:rPr>
+              <w:t>3 días</w:t>
+            </w:r>
+          </w:p>
+        </w:tc>
+        <w:tc>
+          <w:tcPr>
+            <w:tcW w:w="993" w:type="dxa"/>
+          </w:tcPr>
+          <w:p>
+            <w:pPr>
+              <w:jc w:val="both"/>
+              <w:rPr>
+                <w:rFonts w:ascii="Calibri" w:hAnsi="Calibri" w:cs="Arial"/>
+                <w:iCs/>
+                <w:sz w:val="18"/>
+                <w:szCs w:val="20"/>
+                <w:lang w:eastAsia="es-CL"/>
+              </w:rPr>
+            </w:pPr>
+            <w:r>
+              <w:rPr>
+                <w:rFonts w:ascii="Calibri" w:hAnsi="Calibri" w:cs="Arial"/>
+                <w:iCs/>
+                <w:sz w:val="18"/>
+                <w:szCs w:val="20"/>
+                <w:lang w:eastAsia="es-CL"/>
+              </w:rPr>
+              <w:t>Claudio Murúa</w:t>
+            </w:r>
+          </w:p>
+        </w:tc>
+        <w:tc>
+          <w:tcPr>
+            <w:tcW w:w="1842" w:type="dxa"/>
+          </w:tcPr>
+          <w:p>
+            <w:pPr>
+              <w:jc w:val="both"/>
+              <w:rPr>
+                <w:rFonts w:ascii="Calibri" w:hAnsi="Calibri" w:cs="Arial"/>
+                <w:iCs/>
+                <w:sz w:val="18"/>
+                <w:szCs w:val="20"/>
+                <w:lang w:eastAsia="es-CL"/>
+              </w:rPr>
+            </w:pPr>
+            <w:r>
+              <w:rPr>
+                <w:rFonts w:ascii="Calibri" w:hAnsi="Calibri" w:cs="Arial"/>
+                <w:iCs/>
+                <w:sz w:val="18"/>
+                <w:szCs w:val="20"/>
+                <w:lang w:eastAsia="es-CL"/>
+              </w:rPr>
+              <w:t>Endpoints base operativos</w:t>
+            </w:r>
+          </w:p>
+        </w:tc>
+        <w:tc>
+          <w:tcPr>
+            <w:tcW w:w="1134" w:type="dxa"/>
+          </w:tcPr>
+          <w:p>
+            <w:pPr>
+              <w:jc w:val="both"/>
+              <w:rPr>
+                <w:rFonts w:ascii="Calibri" w:hAnsi="Calibri" w:cs="Arial"/>
+                <w:iCs/>
+                <w:sz w:val="16"/>
+                <w:szCs w:val="20"/>
+                <w:lang w:eastAsia="es-CL"/>
+              </w:rPr>
+            </w:pPr>
+            <w:r>
+              <w:rPr>
+                <w:rFonts w:ascii="Calibri" w:hAnsi="Calibri" w:cs="Arial"/>
+                <w:iCs/>
+                <w:sz w:val="16"/>
+                <w:szCs w:val="20"/>
+                <w:lang w:eastAsia="es-CL"/>
+              </w:rPr>
+              <w:t>Completado</w:t>
+            </w:r>
+          </w:p>
+        </w:tc>
+        <w:tc>
+          <w:tcPr>
+            <w:tcW w:w="1276" w:type="dxa"/>
+          </w:tcPr>
+          <w:p>
+            <w:pPr>
+              <w:jc w:val="both"/>
+              <w:rPr>
+                <w:rFonts w:ascii="Calibri" w:hAnsi="Calibri" w:cs="Arial"/>
+                <w:iCs/>
+                <w:sz w:val="18"/>
+                <w:szCs w:val="20"/>
+                <w:lang w:eastAsia="es-CL"/>
+              </w:rPr>
+            </w:pPr>
+            <w:r>
+              <w:rPr>
+                <w:rFonts w:ascii="Calibri" w:hAnsi="Calibri" w:cs="Arial"/>
+                <w:iCs/>
+                <w:sz w:val="18"/>
+                <w:szCs w:val="20"/>
+                <w:lang w:eastAsia="es-CL"/>
+              </w:rPr>
+              <w:t>---</w:t>
+            </w:r>
+          </w:p>
+        </w:tc>
+      </w:tr>
+      <w:tr>
+        <w:trPr>
+          <w:trHeight w:val="1317"/>
+        </w:trPr>
+        <w:tc>
+          <w:tcPr>
+            <w:tcW w:w="1328" w:type="dxa"/>
+          </w:tcPr>
+          <w:p>
+            <w:pPr>
+              <w:jc w:val="both"/>
+              <w:rPr>
+                <w:bCs/>
+                <w:sz w:val="18"/>
+                <w:szCs w:val="24"/>
+              </w:rPr>
+            </w:pPr>
+            <w:r>
+              <w:rPr>
+                <w:bCs/>
+                <w:sz w:val="18"/>
+                <w:szCs w:val="24"/>
+              </w:rPr>
+              <w:t>Desarrollar solución de software</w:t>
+            </w:r>
+          </w:p>
+        </w:tc>
+        <w:tc>
+          <w:tcPr>
+            <w:tcW w:w="1077" w:type="dxa"/>
+          </w:tcPr>
+          <w:p>
+            <w:pPr>
+              <w:jc w:val="both"/>
+              <w:rPr>
+                <w:rFonts w:ascii="Calibri" w:hAnsi="Calibri" w:cs="Arial"/>
+                <w:iCs/>
+                <w:sz w:val="18"/>
+                <w:szCs w:val="20"/>
+                <w:lang w:eastAsia="es-CL"/>
+              </w:rPr>
+            </w:pPr>
+            <w:r>
+              <w:rPr>
+                <w:rFonts w:ascii="Calibri" w:hAnsi="Calibri" w:cs="Arial"/>
+                <w:iCs/>
+                <w:sz w:val="18"/>
+                <w:szCs w:val="20"/>
+                <w:lang w:eastAsia="es-CL"/>
+              </w:rPr>
+              <w:t>Cliente: listado de muestras (TableView)</w:t>
+            </w:r>
+          </w:p>
+        </w:tc>
+        <w:tc>
+          <w:tcPr>
+            <w:tcW w:w="1276" w:type="dxa"/>
+          </w:tcPr>
+          <w:p>
+            <w:pPr>
+              <w:jc w:val="both"/>
+              <w:rPr>
+                <w:bCs/>
+                <w:sz w:val="18"/>
+                <w:szCs w:val="24"/>
+              </w:rPr>
+            </w:pPr>
+            <w:r>
+              <w:rPr>
+                <w:bCs/>
+                <w:sz w:val="18"/>
+                <w:szCs w:val="24"/>
+              </w:rPr>
+              <w:t>JavaFX</w:t>
+            </w:r>
+          </w:p>
+        </w:tc>
+        <w:tc>
+          <w:tcPr>
+            <w:tcW w:w="850" w:type="dxa"/>
+          </w:tcPr>
+          <w:p>
+            <w:pPr>
+              <w:jc w:val="both"/>
+              <w:rPr>
+                <w:bCs/>
+                <w:sz w:val="18"/>
+                <w:szCs w:val="24"/>
+              </w:rPr>
+            </w:pPr>
+            <w:r>
+              <w:rPr>
+                <w:bCs/>
+                <w:sz w:val="18"/>
+                <w:szCs w:val="24"/>
+              </w:rPr>
+              <w:t>4 días</w:t>
+            </w:r>
+          </w:p>
+        </w:tc>
+        <w:tc>
+          <w:tcPr>
+            <w:tcW w:w="993" w:type="dxa"/>
+          </w:tcPr>
+          <w:p>
+            <w:pPr>
+              <w:jc w:val="both"/>
+              <w:rPr>
+                <w:rFonts w:ascii="Calibri" w:hAnsi="Calibri" w:cs="Arial"/>
+                <w:iCs/>
+                <w:sz w:val="18"/>
+                <w:szCs w:val="20"/>
+                <w:lang w:eastAsia="es-CL"/>
+              </w:rPr>
+            </w:pPr>
+            <w:r>
+              <w:rPr>
+                <w:rFonts w:ascii="Calibri" w:hAnsi="Calibri" w:cs="Arial"/>
+                <w:iCs/>
+                <w:sz w:val="18"/>
+                <w:szCs w:val="20"/>
+                <w:lang w:eastAsia="es-CL"/>
+              </w:rPr>
+              <w:t>Cristian Solís</w:t>
+            </w:r>
+          </w:p>
+        </w:tc>
+        <w:tc>
+          <w:tcPr>
+            <w:tcW w:w="1842" w:type="dxa"/>
+          </w:tcPr>
+          <w:p>
+            <w:pPr>
+              <w:jc w:val="both"/>
+              <w:rPr>
+                <w:rFonts w:ascii="Calibri" w:hAnsi="Calibri" w:cs="Arial"/>
+                <w:iCs/>
+                <w:sz w:val="18"/>
+                <w:szCs w:val="20"/>
+                <w:lang w:eastAsia="es-CL"/>
+              </w:rPr>
+            </w:pPr>
+            <w:r>
+              <w:rPr>
+                <w:rFonts w:ascii="Calibri" w:hAnsi="Calibri" w:cs="Arial"/>
+                <w:iCs/>
+                <w:sz w:val="18"/>
+                <w:szCs w:val="20"/>
+                <w:lang w:eastAsia="es-CL"/>
+              </w:rPr>
+              <w:t>Listado con búsqueda</w:t>
+            </w:r>
+          </w:p>
+        </w:tc>
+        <w:tc>
+          <w:tcPr>
+            <w:tcW w:w="1134" w:type="dxa"/>
+          </w:tcPr>
+          <w:p>
+            <w:pPr>
+              <w:jc w:val="both"/>
+              <w:rPr>
+                <w:rFonts w:ascii="Calibri" w:hAnsi="Calibri" w:cs="Arial"/>
+                <w:iCs/>
+                <w:sz w:val="16"/>
+                <w:szCs w:val="20"/>
+                <w:lang w:eastAsia="es-CL"/>
+              </w:rPr>
+            </w:pPr>
+            <w:r>
+              <w:rPr>
+                <w:rFonts w:ascii="Calibri" w:hAnsi="Calibri" w:cs="Arial"/>
+                <w:iCs/>
+                <w:sz w:val="16"/>
+                <w:szCs w:val="20"/>
+                <w:lang w:eastAsia="es-CL"/>
+              </w:rPr>
+              <w:t>Completado</w:t>
+            </w:r>
+          </w:p>
+        </w:tc>
+        <w:tc>
+          <w:tcPr>
+            <w:tcW w:w="1276" w:type="dxa"/>
+          </w:tcPr>
+          <w:p>
+            <w:pPr>
+              <w:jc w:val="both"/>
+              <w:rPr>
+                <w:rFonts w:ascii="Calibri" w:hAnsi="Calibri" w:cs="Arial"/>
+                <w:iCs/>
+                <w:sz w:val="18"/>
+                <w:szCs w:val="20"/>
+                <w:lang w:eastAsia="es-CL"/>
+              </w:rPr>
+            </w:pPr>
+            <w:r>
+              <w:rPr>
+                <w:rFonts w:ascii="Calibri" w:hAnsi="Calibri" w:cs="Arial"/>
+                <w:iCs/>
+                <w:sz w:val="18"/>
+                <w:szCs w:val="20"/>
+                <w:lang w:eastAsia="es-CL"/>
+              </w:rPr>
+              <w:t>---</w:t>
+            </w:r>
+          </w:p>
+        </w:tc>
+      </w:tr>
+      <w:tr>
+        <w:trPr>
+          <w:trHeight w:val="1095"/>
+        </w:trPr>
+        <w:tc>
+          <w:tcPr>
+            <w:tcW w:w="1328" w:type="dxa"/>
+          </w:tcPr>
+          <w:p>
+            <w:pPr>
+              <w:jc w:val="both"/>
+              <w:rPr>
+                <w:bCs/>
+                <w:sz w:val="18"/>
+                <w:szCs w:val="24"/>
+              </w:rPr>
+            </w:pPr>
+            <w:r>
+              <w:rPr>
+                <w:bCs/>
+                <w:sz w:val="18"/>
+                <w:szCs w:val="24"/>
+              </w:rPr>
+              <w:t>Desarrollar solución de software</w:t>
+            </w:r>
+          </w:p>
+        </w:tc>
+        <w:tc>
+          <w:tcPr>
+            <w:tcW w:w="1077" w:type="dxa"/>
+          </w:tcPr>
+          <w:p>
+            <w:pPr>
+              <w:jc w:val="both"/>
+              <w:rPr>
+                <w:rFonts w:ascii="Calibri" w:hAnsi="Calibri" w:cs="Arial"/>
+                <w:iCs/>
+                <w:sz w:val="18"/>
+                <w:szCs w:val="20"/>
+                <w:lang w:eastAsia="es-CL"/>
+              </w:rPr>
+            </w:pPr>
+            <w:r>
+              <w:rPr>
+                <w:rFonts w:ascii="Calibri" w:hAnsi="Calibri" w:cs="Arial"/>
+                <w:iCs/>
+                <w:sz w:val="18"/>
+                <w:szCs w:val="20"/>
+                <w:lang w:eastAsia="es-CL"/>
+              </w:rPr>
+              <w:t>Cliente: formulario de registro de muestra</w:t>
+            </w:r>
+          </w:p>
+        </w:tc>
+        <w:tc>
+          <w:tcPr>
+            <w:tcW w:w="1276" w:type="dxa"/>
+          </w:tcPr>
+          <w:p>
+            <w:pPr>
+              <w:jc w:val="both"/>
+              <w:rPr>
+                <w:bCs/>
+                <w:sz w:val="18"/>
+                <w:szCs w:val="24"/>
+              </w:rPr>
+            </w:pPr>
+            <w:r>
+              <w:rPr>
+                <w:bCs/>
+                <w:sz w:val="18"/>
+                <w:szCs w:val="24"/>
+              </w:rPr>
+              <w:t>JavaFX</w:t>
+            </w:r>
+          </w:p>
+        </w:tc>
+        <w:tc>
+          <w:tcPr>
+            <w:tcW w:w="850" w:type="dxa"/>
+          </w:tcPr>
+          <w:p>
+            <w:pPr>
+              <w:jc w:val="both"/>
+              <w:rPr>
+                <w:bCs/>
+                <w:sz w:val="18"/>
+                <w:szCs w:val="24"/>
+              </w:rPr>
+            </w:pPr>
+            <w:r>
+              <w:rPr>
+                <w:bCs/>
+                <w:sz w:val="18"/>
+                <w:szCs w:val="24"/>
+              </w:rPr>
+              <w:t>4 días</w:t>
+            </w:r>
+          </w:p>
+        </w:tc>
+        <w:tc>
+          <w:tcPr>
+            <w:tcW w:w="993" w:type="dxa"/>
+          </w:tcPr>
+          <w:p>
+            <w:pPr>
+              <w:jc w:val="both"/>
+              <w:rPr>
+                <w:rFonts w:ascii="Calibri" w:hAnsi="Calibri" w:cs="Arial"/>
+                <w:iCs/>
+                <w:sz w:val="18"/>
+                <w:szCs w:val="20"/>
+                <w:lang w:eastAsia="es-CL"/>
+              </w:rPr>
+            </w:pPr>
+            <w:r>
+              <w:rPr>
+                <w:rFonts w:ascii="Calibri" w:hAnsi="Calibri" w:cs="Arial"/>
+                <w:iCs/>
+                <w:sz w:val="18"/>
+                <w:szCs w:val="20"/>
+                <w:lang w:eastAsia="es-CL"/>
+              </w:rPr>
+              <w:t>Cristian Solís</w:t>
+            </w:r>
+          </w:p>
+        </w:tc>
+        <w:tc>
+          <w:tcPr>
+            <w:tcW w:w="1842" w:type="dxa"/>
+          </w:tcPr>
+          <w:p>
+            <w:pPr>
+              <w:jc w:val="both"/>
+              <w:rPr>
+                <w:rFonts w:ascii="Calibri" w:hAnsi="Calibri" w:cs="Arial"/>
+                <w:iCs/>
+                <w:sz w:val="18"/>
+                <w:szCs w:val="20"/>
+                <w:lang w:eastAsia="es-CL"/>
+              </w:rPr>
+            </w:pPr>
+            <w:r>
+              <w:rPr>
+                <w:rFonts w:ascii="Calibri" w:hAnsi="Calibri" w:cs="Arial"/>
+                <w:iCs/>
+                <w:sz w:val="18"/>
+                <w:szCs w:val="20"/>
+                <w:lang w:eastAsia="es-CL"/>
+              </w:rPr>
+              <w:t>Formulario de recepción</w:t>
+            </w:r>
+          </w:p>
+        </w:tc>
+        <w:tc>
+          <w:tcPr>
+            <w:tcW w:w="1134" w:type="dxa"/>
+          </w:tcPr>
+          <w:p>
+            <w:pPr>
+              <w:jc w:val="both"/>
+              <w:rPr>
+                <w:rFonts w:ascii="Calibri" w:hAnsi="Calibri" w:cs="Arial"/>
+                <w:iCs/>
+                <w:sz w:val="16"/>
+                <w:szCs w:val="20"/>
+                <w:lang w:eastAsia="es-CL"/>
+              </w:rPr>
+            </w:pPr>
+            <w:r>
+              <w:rPr>
+                <w:rFonts w:ascii="Calibri" w:hAnsi="Calibri" w:cs="Arial"/>
+                <w:iCs/>
+                <w:sz w:val="16"/>
+                <w:szCs w:val="20"/>
+                <w:lang w:eastAsia="es-CL"/>
+              </w:rPr>
+              <w:t>Completado</w:t>
+            </w:r>
+          </w:p>
+        </w:tc>
+        <w:tc>
+          <w:tcPr>
+            <w:tcW w:w="1276" w:type="dxa"/>
+          </w:tcPr>
+          <w:p>
+            <w:pPr>
+              <w:jc w:val="both"/>
+              <w:rPr>
+                <w:rFonts w:ascii="Calibri" w:hAnsi="Calibri" w:cs="Arial"/>
+                <w:iCs/>
+                <w:sz w:val="18"/>
+                <w:szCs w:val="20"/>
+                <w:lang w:eastAsia="es-CL"/>
+              </w:rPr>
+            </w:pPr>
+            <w:r>
+              <w:rPr>
+                <w:rFonts w:ascii="Calibri" w:hAnsi="Calibri" w:cs="Arial"/>
+                <w:iCs/>
+                <w:sz w:val="18"/>
+                <w:szCs w:val="20"/>
+                <w:lang w:eastAsia="es-CL"/>
+              </w:rPr>
+              <w:t>Ampliado al nuevo dominio (investigador, custodia, almacenamiento)</w:t>
+            </w:r>
+          </w:p>
+        </w:tc>
+      </w:tr>
+      <w:tr>
+        <w:trPr>
+          <w:trHeight w:val="1785"/>
+        </w:trPr>
+        <w:tc>
+          <w:tcPr>
+            <w:tcW w:w="1328" w:type="dxa"/>
+          </w:tcPr>
+          <w:p>
+            <w:pPr>
+              <w:jc w:val="both"/>
+              <w:rPr>
+                <w:bCs/>
+                <w:sz w:val="18"/>
+                <w:szCs w:val="24"/>
+              </w:rPr>
+            </w:pPr>
+            <w:r>
+              <w:rPr>
+                <w:bCs/>
+                <w:sz w:val="18"/>
+                <w:szCs w:val="24"/>
+              </w:rPr>
+              <w:t>Realizar pruebas / solución de software</w:t>
+            </w:r>
+          </w:p>
+        </w:tc>
+        <w:tc>
+          <w:tcPr>
+            <w:tcW w:w="1077" w:type="dxa"/>
+          </w:tcPr>
+          <w:p>
+            <w:pPr>
+              <w:jc w:val="both"/>
+              <w:rPr>
+                <w:rFonts w:ascii="Calibri" w:hAnsi="Calibri" w:cs="Arial"/>
+                <w:iCs/>
+                <w:sz w:val="18"/>
+                <w:szCs w:val="20"/>
+                <w:lang w:eastAsia="es-CL"/>
+              </w:rPr>
+            </w:pPr>
+            <w:r>
+              <w:rPr>
+                <w:rFonts w:ascii="Calibri" w:hAnsi="Calibri" w:cs="Arial"/>
+                <w:iCs/>
+                <w:sz w:val="18"/>
+                <w:szCs w:val="20"/>
+                <w:lang w:eastAsia="es-CL"/>
+              </w:rPr>
+              <w:t>Módulo de Resultados: ingreso y validación de rangos (RF02/RF03)</w:t>
+            </w:r>
+          </w:p>
+        </w:tc>
+        <w:tc>
+          <w:tcPr>
+            <w:tcW w:w="1276" w:type="dxa"/>
+          </w:tcPr>
+          <w:p>
+            <w:pPr>
+              <w:jc w:val="both"/>
+              <w:rPr>
+                <w:bCs/>
+                <w:sz w:val="18"/>
+                <w:szCs w:val="24"/>
+              </w:rPr>
+            </w:pPr>
+            <w:r>
+              <w:rPr>
+                <w:bCs/>
+                <w:sz w:val="18"/>
+                <w:szCs w:val="24"/>
+              </w:rPr>
+              <w:t>Spring Boot, MySQL</w:t>
+            </w:r>
+          </w:p>
+        </w:tc>
+        <w:tc>
+          <w:tcPr>
+            <w:tcW w:w="850" w:type="dxa"/>
+          </w:tcPr>
+          <w:p>
+            <w:pPr>
+              <w:jc w:val="both"/>
+              <w:rPr>
+                <w:bCs/>
+                <w:sz w:val="18"/>
+                <w:szCs w:val="24"/>
+              </w:rPr>
+            </w:pPr>
+            <w:r>
+              <w:rPr>
+                <w:bCs/>
+                <w:sz w:val="18"/>
+                <w:szCs w:val="24"/>
+              </w:rPr>
+              <w:t>5 días</w:t>
+            </w:r>
+          </w:p>
+        </w:tc>
+        <w:tc>
+          <w:tcPr>
+            <w:tcW w:w="993" w:type="dxa"/>
+          </w:tcPr>
+          <w:p>
+            <w:pPr>
+              <w:jc w:val="both"/>
+              <w:rPr>
+                <w:rFonts w:ascii="Calibri" w:hAnsi="Calibri" w:cs="Arial"/>
+                <w:iCs/>
+                <w:sz w:val="18"/>
+                <w:szCs w:val="20"/>
+                <w:lang w:eastAsia="es-CL"/>
+              </w:rPr>
+            </w:pPr>
+            <w:r>
+              <w:rPr>
+                <w:rFonts w:ascii="Calibri" w:hAnsi="Calibri" w:cs="Arial"/>
+                <w:iCs/>
+                <w:sz w:val="18"/>
+                <w:szCs w:val="20"/>
+                <w:lang w:eastAsia="es-CL"/>
+              </w:rPr>
+              <w:t>Nicolás Cárdenas</w:t>
+            </w:r>
+          </w:p>
+        </w:tc>
+        <w:tc>
+          <w:tcPr>
+            <w:tcW w:w="1842" w:type="dxa"/>
+          </w:tcPr>
+          <w:p>
+            <w:pPr>
+              <w:jc w:val="both"/>
+              <w:rPr>
+                <w:rFonts w:ascii="Calibri" w:hAnsi="Calibri" w:cs="Arial"/>
+                <w:iCs/>
+                <w:sz w:val="18"/>
+                <w:szCs w:val="20"/>
+                <w:lang w:eastAsia="es-CL"/>
+              </w:rPr>
+            </w:pPr>
+            <w:r>
+              <w:rPr>
+                <w:rFonts w:ascii="Calibri" w:hAnsi="Calibri" w:cs="Arial"/>
+                <w:iCs/>
+                <w:sz w:val="18"/>
+                <w:szCs w:val="20"/>
+                <w:lang w:eastAsia="es-CL"/>
+              </w:rPr>
+              <w:t>Validación automática contra rango; justificación ISO 17025</w:t>
+            </w:r>
+          </w:p>
+        </w:tc>
+        <w:tc>
+          <w:tcPr>
+            <w:tcW w:w="1134" w:type="dxa"/>
+          </w:tcPr>
+          <w:p>
+            <w:pPr>
+              <w:jc w:val="both"/>
+              <w:rPr>
+                <w:rFonts w:ascii="Calibri" w:hAnsi="Calibri" w:cs="Arial"/>
+                <w:iCs/>
+                <w:sz w:val="16"/>
+                <w:szCs w:val="20"/>
+                <w:lang w:eastAsia="es-CL"/>
+              </w:rPr>
+            </w:pPr>
+            <w:r>
+              <w:rPr>
+                <w:rFonts w:ascii="Calibri" w:hAnsi="Calibri" w:cs="Arial"/>
+                <w:iCs/>
+                <w:sz w:val="16"/>
+                <w:szCs w:val="20"/>
+                <w:lang w:eastAsia="es-CL"/>
+              </w:rPr>
+              <w:t>Completado</w:t>
+            </w:r>
+          </w:p>
+        </w:tc>
+        <w:tc>
+          <w:tcPr>
+            <w:tcW w:w="1276" w:type="dxa"/>
+          </w:tcPr>
+          <w:p>
+            <w:pPr>
+              <w:jc w:val="both"/>
+              <w:rPr>
+                <w:rFonts w:ascii="Calibri" w:hAnsi="Calibri" w:cs="Arial"/>
+                <w:iCs/>
+                <w:sz w:val="18"/>
+                <w:szCs w:val="20"/>
+                <w:lang w:eastAsia="es-CL"/>
+              </w:rPr>
+            </w:pPr>
+            <w:r>
+              <w:rPr>
+                <w:rFonts w:ascii="Calibri" w:hAnsi="Calibri" w:cs="Arial"/>
+                <w:iCs/>
+                <w:sz w:val="18"/>
+                <w:szCs w:val="20"/>
+                <w:lang w:eastAsia="es-CL"/>
+              </w:rPr>
+              <w:t>---</w:t>
+            </w:r>
+          </w:p>
+        </w:tc>
+      </w:tr>
+      <w:tr>
+        <w:trPr>
+          <w:trHeight w:val="1785"/>
+        </w:trPr>
+        <w:tc>
+          <w:tcPr>
+            <w:tcW w:w="1328" w:type="dxa"/>
+          </w:tcPr>
+          <w:p>
+            <w:pPr>
+              <w:jc w:val="both"/>
+              <w:rPr>
+                <w:bCs/>
+                <w:sz w:val="18"/>
+                <w:szCs w:val="24"/>
+              </w:rPr>
+            </w:pPr>
+            <w:r>
+              <w:rPr>
+                <w:bCs/>
+                <w:sz w:val="18"/>
+                <w:szCs w:val="24"/>
+              </w:rPr>
+              <w:t>Gestionar proyectos / solución de software</w:t>
+            </w:r>
+          </w:p>
+        </w:tc>
+        <w:tc>
+          <w:tcPr>
+            <w:tcW w:w="1077" w:type="dxa"/>
+          </w:tcPr>
+          <w:p>
+            <w:pPr>
+              <w:jc w:val="both"/>
+              <w:rPr>
+                <w:rFonts w:ascii="Calibri" w:hAnsi="Calibri" w:cs="Arial"/>
+                <w:iCs/>
+                <w:sz w:val="18"/>
+                <w:szCs w:val="20"/>
+                <w:lang w:eastAsia="es-CL"/>
+              </w:rPr>
+            </w:pPr>
+            <w:r>
+              <w:rPr>
+                <w:rFonts w:ascii="Calibri" w:hAnsi="Calibri" w:cs="Arial"/>
+                <w:iCs/>
+                <w:sz w:val="18"/>
+                <w:szCs w:val="20"/>
+                <w:lang w:eastAsia="es-CL"/>
+              </w:rPr>
+              <w:t>Workflow de aprobación Analista→Supervisor (RF04)</w:t>
+            </w:r>
+          </w:p>
+        </w:tc>
+        <w:tc>
+          <w:tcPr>
+            <w:tcW w:w="1276" w:type="dxa"/>
+          </w:tcPr>
+          <w:p>
+            <w:pPr>
+              <w:jc w:val="both"/>
+              <w:rPr>
+                <w:bCs/>
+                <w:sz w:val="18"/>
+                <w:szCs w:val="24"/>
+              </w:rPr>
+            </w:pPr>
+            <w:r>
+              <w:rPr>
+                <w:bCs/>
+                <w:sz w:val="18"/>
+                <w:szCs w:val="24"/>
+              </w:rPr>
+              <w:t>Spring Boo</w:t>
+            </w:r>
+            <w:r>
+              <w:rPr>
+                <w:bCs/>
+                <w:sz w:val="18"/>
+                <w:szCs w:val="24"/>
+              </w:rPr>
+              <w:t>t</w:t>
+            </w:r>
+          </w:p>
+        </w:tc>
+        <w:tc>
+          <w:tcPr>
+            <w:tcW w:w="850" w:type="dxa"/>
+          </w:tcPr>
+          <w:p>
+            <w:pPr>
+              <w:jc w:val="both"/>
+              <w:rPr>
+                <w:bCs/>
+                <w:sz w:val="18"/>
+                <w:szCs w:val="24"/>
+              </w:rPr>
+            </w:pPr>
+            <w:r>
+              <w:rPr>
+                <w:bCs/>
+                <w:sz w:val="18"/>
+                <w:szCs w:val="24"/>
+              </w:rPr>
+              <w:t>5 días</w:t>
+            </w:r>
+          </w:p>
+        </w:tc>
+        <w:tc>
+          <w:tcPr>
+            <w:tcW w:w="993" w:type="dxa"/>
+          </w:tcPr>
+          <w:p>
+            <w:pPr>
+              <w:jc w:val="both"/>
+              <w:rPr>
+                <w:rFonts w:ascii="Calibri" w:hAnsi="Calibri" w:cs="Arial"/>
+                <w:iCs/>
+                <w:sz w:val="18"/>
+                <w:szCs w:val="20"/>
+                <w:lang w:eastAsia="es-CL"/>
+              </w:rPr>
+            </w:pPr>
+            <w:r>
+              <w:rPr>
+                <w:rFonts w:ascii="Calibri" w:hAnsi="Calibri" w:cs="Arial"/>
+                <w:iCs/>
+                <w:sz w:val="18"/>
+                <w:szCs w:val="20"/>
+                <w:lang w:eastAsia="es-CL"/>
+              </w:rPr>
+              <w:t>Nicolás Cárdenas</w:t>
+            </w:r>
+          </w:p>
+        </w:tc>
+        <w:tc>
+          <w:tcPr>
+            <w:tcW w:w="1842" w:type="dxa"/>
+          </w:tcPr>
+          <w:p>
+            <w:pPr>
+              <w:jc w:val="both"/>
+              <w:rPr>
+                <w:rFonts w:ascii="Calibri" w:hAnsi="Calibri" w:cs="Arial"/>
+                <w:iCs/>
+                <w:sz w:val="18"/>
+                <w:szCs w:val="20"/>
+                <w:lang w:eastAsia="es-CL"/>
+              </w:rPr>
+            </w:pPr>
+            <w:r>
+              <w:rPr>
+                <w:rFonts w:ascii="Calibri" w:hAnsi="Calibri" w:cs="Arial"/>
+                <w:iCs/>
+                <w:sz w:val="18"/>
+                <w:szCs w:val="20"/>
+                <w:lang w:eastAsia="es-CL"/>
+              </w:rPr>
+              <w:t>Aprobación/rechazo + avance de estado de la muestra</w:t>
+            </w:r>
+          </w:p>
+        </w:tc>
+        <w:tc>
+          <w:tcPr>
+            <w:tcW w:w="1134" w:type="dxa"/>
+          </w:tcPr>
+          <w:p>
+            <w:pPr>
+              <w:jc w:val="both"/>
+              <w:rPr>
+                <w:rFonts w:ascii="Calibri" w:hAnsi="Calibri" w:cs="Arial"/>
+                <w:iCs/>
+                <w:sz w:val="16"/>
+                <w:szCs w:val="20"/>
+                <w:lang w:eastAsia="es-CL"/>
+              </w:rPr>
+            </w:pPr>
+            <w:r>
+              <w:rPr>
+                <w:rFonts w:ascii="Calibri" w:hAnsi="Calibri" w:cs="Arial"/>
+                <w:iCs/>
+                <w:sz w:val="16"/>
+                <w:szCs w:val="20"/>
+                <w:lang w:eastAsia="es-CL"/>
+              </w:rPr>
+              <w:t>Completado</w:t>
+            </w:r>
+          </w:p>
+        </w:tc>
+        <w:tc>
+          <w:tcPr>
+            <w:tcW w:w="1276" w:type="dxa"/>
+          </w:tcPr>
+          <w:p>
+            <w:pPr>
+              <w:jc w:val="both"/>
+              <w:rPr>
+                <w:rFonts w:ascii="Calibri" w:hAnsi="Calibri" w:cs="Arial"/>
+                <w:iCs/>
+                <w:sz w:val="18"/>
+                <w:szCs w:val="20"/>
+                <w:lang w:eastAsia="es-CL"/>
+              </w:rPr>
+            </w:pPr>
+            <w:r>
+              <w:rPr>
+                <w:rFonts w:ascii="Calibri" w:hAnsi="Calibri" w:cs="Arial"/>
+                <w:iCs/>
+                <w:sz w:val="18"/>
+                <w:szCs w:val="20"/>
+                <w:lang w:eastAsia="es-CL"/>
+              </w:rPr>
+              <w:t>Incluye separación de funciones (no se aprueba lo propio)</w:t>
+            </w:r>
+          </w:p>
+        </w:tc>
+      </w:tr>
+      <w:tr>
+        <w:trPr>
+          <w:trHeight w:val="1785"/>
+        </w:trPr>
+        <w:tc>
+          <w:tcPr>
+            <w:tcW w:w="1328" w:type="dxa"/>
+          </w:tcPr>
+          <w:p>
+            <w:pPr>
+              <w:jc w:val="both"/>
+              <w:rPr>
+                <w:bCs/>
+                <w:sz w:val="18"/>
+                <w:szCs w:val="24"/>
+              </w:rPr>
+            </w:pPr>
+            <w:r>
+              <w:rPr>
+                <w:bCs/>
+                <w:sz w:val="18"/>
+                <w:szCs w:val="24"/>
+              </w:rPr>
+              <w:t>Desarrollar solución de software</w:t>
+            </w:r>
+          </w:p>
+        </w:tc>
+        <w:tc>
+          <w:tcPr>
+            <w:tcW w:w="1077" w:type="dxa"/>
+          </w:tcPr>
+          <w:p>
+            <w:pPr>
+              <w:jc w:val="both"/>
+              <w:rPr>
+                <w:rFonts w:ascii="Calibri" w:hAnsi="Calibri" w:cs="Arial"/>
+                <w:iCs/>
+                <w:sz w:val="18"/>
+                <w:szCs w:val="20"/>
+                <w:lang w:eastAsia="es-CL"/>
+              </w:rPr>
+            </w:pPr>
+            <w:r>
+              <w:rPr>
+                <w:rFonts w:ascii="Calibri" w:hAnsi="Calibri" w:cs="Arial"/>
+                <w:iCs/>
+                <w:sz w:val="18"/>
+                <w:szCs w:val="20"/>
+                <w:lang w:eastAsia="es-CL"/>
+              </w:rPr>
+              <w:t>Generación de informe PDF (RF05)</w:t>
+            </w:r>
+          </w:p>
+        </w:tc>
+        <w:tc>
+          <w:tcPr>
+            <w:tcW w:w="1276" w:type="dxa"/>
+          </w:tcPr>
+          <w:p>
+            <w:pPr>
+              <w:jc w:val="both"/>
+              <w:rPr>
+                <w:bCs/>
+                <w:sz w:val="18"/>
+                <w:szCs w:val="24"/>
+              </w:rPr>
+            </w:pPr>
+            <w:r>
+              <w:rPr>
+                <w:bCs/>
+                <w:sz w:val="18"/>
+                <w:szCs w:val="24"/>
+              </w:rPr>
+              <w:t>OpenPDF</w:t>
+            </w:r>
+          </w:p>
+        </w:tc>
+        <w:tc>
+          <w:tcPr>
+            <w:tcW w:w="850" w:type="dxa"/>
+          </w:tcPr>
+          <w:p>
+            <w:pPr>
+              <w:jc w:val="both"/>
+              <w:rPr>
+                <w:bCs/>
+                <w:sz w:val="18"/>
+                <w:szCs w:val="24"/>
+              </w:rPr>
+            </w:pPr>
+            <w:r>
+              <w:rPr>
+                <w:bCs/>
+                <w:sz w:val="18"/>
+                <w:szCs w:val="24"/>
+              </w:rPr>
+              <w:t>3 días</w:t>
+            </w:r>
+          </w:p>
+        </w:tc>
+        <w:tc>
+          <w:tcPr>
+            <w:tcW w:w="993" w:type="dxa"/>
+          </w:tcPr>
+          <w:p>
+            <w:pPr>
+              <w:jc w:val="both"/>
+              <w:rPr>
+                <w:rFonts w:ascii="Calibri" w:hAnsi="Calibri" w:cs="Arial"/>
+                <w:iCs/>
+                <w:sz w:val="18"/>
+                <w:szCs w:val="20"/>
+                <w:lang w:eastAsia="es-CL"/>
+              </w:rPr>
+            </w:pPr>
+            <w:r>
+              <w:rPr>
+                <w:rFonts w:ascii="Calibri" w:hAnsi="Calibri" w:cs="Arial"/>
+                <w:iCs/>
+                <w:sz w:val="18"/>
+                <w:szCs w:val="20"/>
+                <w:lang w:eastAsia="es-CL"/>
+              </w:rPr>
+              <w:t>Cristian Solís</w:t>
+            </w:r>
+          </w:p>
+        </w:tc>
+        <w:tc>
+          <w:tcPr>
+            <w:tcW w:w="1842" w:type="dxa"/>
+          </w:tcPr>
+          <w:p>
+            <w:pPr>
+              <w:jc w:val="both"/>
+              <w:rPr>
+                <w:rFonts w:ascii="Calibri" w:hAnsi="Calibri" w:cs="Arial"/>
+                <w:iCs/>
+                <w:sz w:val="18"/>
+                <w:szCs w:val="20"/>
+                <w:lang w:eastAsia="es-CL"/>
+              </w:rPr>
+            </w:pPr>
+            <w:r>
+              <w:rPr>
+                <w:rFonts w:ascii="Calibri" w:hAnsi="Calibri" w:cs="Arial"/>
+                <w:iCs/>
+                <w:sz w:val="18"/>
+                <w:szCs w:val="20"/>
+                <w:lang w:eastAsia="es-CL"/>
+              </w:rPr>
+              <w:t>Informe PDF por muestra, con versionado</w:t>
+            </w:r>
+          </w:p>
+        </w:tc>
+        <w:tc>
+          <w:tcPr>
+            <w:tcW w:w="1134" w:type="dxa"/>
+          </w:tcPr>
+          <w:p>
+            <w:pPr>
+              <w:jc w:val="both"/>
+              <w:rPr>
+                <w:rFonts w:ascii="Calibri" w:hAnsi="Calibri" w:cs="Arial"/>
+                <w:iCs/>
+                <w:sz w:val="16"/>
+                <w:szCs w:val="20"/>
+                <w:lang w:eastAsia="es-CL"/>
+              </w:rPr>
+            </w:pPr>
+            <w:r>
+              <w:rPr>
+                <w:rFonts w:ascii="Calibri" w:hAnsi="Calibri" w:cs="Arial"/>
+                <w:iCs/>
+                <w:sz w:val="16"/>
+                <w:szCs w:val="20"/>
+                <w:lang w:eastAsia="es-CL"/>
+              </w:rPr>
+              <w:t>Informe PDF por muestra, con versionado</w:t>
+            </w:r>
+          </w:p>
+        </w:tc>
+        <w:tc>
+          <w:tcPr>
+            <w:tcW w:w="1276" w:type="dxa"/>
+          </w:tcPr>
+          <w:p>
+            <w:pPr>
+              <w:jc w:val="both"/>
+              <w:rPr>
+                <w:rFonts w:ascii="Calibri" w:hAnsi="Calibri" w:cs="Arial"/>
+                <w:iCs/>
+                <w:sz w:val="18"/>
+                <w:szCs w:val="20"/>
+                <w:lang w:eastAsia="es-CL"/>
+              </w:rPr>
+            </w:pPr>
+            <w:r>
+              <w:rPr>
+                <w:rFonts w:ascii="Calibri" w:hAnsi="Calibri" w:cs="Arial"/>
+                <w:iCs/>
+                <w:sz w:val="18"/>
+                <w:szCs w:val="20"/>
+                <w:lang w:eastAsia="es-CL"/>
+              </w:rPr>
+              <w:t>Herramienta: se usó OpenPDF</w:t>
+            </w:r>
+          </w:p>
+        </w:tc>
+      </w:tr>
+      <w:tr>
+        <w:trPr>
+          <w:trHeight w:val="1358"/>
+        </w:trPr>
+        <w:tc>
+          <w:tcPr>
+            <w:tcW w:w="1328" w:type="dxa"/>
+          </w:tcPr>
+          <w:p>
+            <w:pPr>
+              <w:jc w:val="both"/>
+              <w:rPr>
+                <w:bCs/>
+                <w:sz w:val="18"/>
+                <w:szCs w:val="24"/>
+              </w:rPr>
+            </w:pPr>
+            <w:r>
+              <w:rPr>
+                <w:bCs/>
+                <w:sz w:val="18"/>
+                <w:szCs w:val="24"/>
+              </w:rPr>
+              <w:t>Desarrollar solución de software</w:t>
+            </w:r>
+          </w:p>
+        </w:tc>
+        <w:tc>
+          <w:tcPr>
+            <w:tcW w:w="1077" w:type="dxa"/>
+          </w:tcPr>
+          <w:p>
+            <w:pPr>
+              <w:jc w:val="both"/>
+              <w:rPr>
+                <w:rFonts w:ascii="Calibri" w:hAnsi="Calibri" w:cs="Arial"/>
+                <w:iCs/>
+                <w:sz w:val="18"/>
+                <w:szCs w:val="20"/>
+                <w:lang w:eastAsia="es-CL"/>
+              </w:rPr>
+            </w:pPr>
+            <w:r>
+              <w:rPr>
+                <w:rFonts w:ascii="Calibri" w:hAnsi="Calibri" w:cs="Arial"/>
+                <w:iCs/>
+                <w:sz w:val="18"/>
+                <w:szCs w:val="20"/>
+                <w:lang w:eastAsia="es-CL"/>
+              </w:rPr>
+              <w:t>Backend: endpoint de generación de reporte</w:t>
+            </w:r>
+          </w:p>
+        </w:tc>
+        <w:tc>
+          <w:tcPr>
+            <w:tcW w:w="1276" w:type="dxa"/>
+          </w:tcPr>
+          <w:p>
+            <w:pPr>
+              <w:jc w:val="both"/>
+              <w:rPr>
+                <w:bCs/>
+                <w:sz w:val="18"/>
+                <w:szCs w:val="24"/>
+              </w:rPr>
+            </w:pPr>
+            <w:r>
+              <w:rPr>
+                <w:bCs/>
+                <w:sz w:val="18"/>
+                <w:szCs w:val="24"/>
+              </w:rPr>
+              <w:t>Spring Boot</w:t>
+            </w:r>
+          </w:p>
+        </w:tc>
+        <w:tc>
+          <w:tcPr>
+            <w:tcW w:w="850" w:type="dxa"/>
+          </w:tcPr>
+          <w:p>
+            <w:pPr>
+              <w:jc w:val="both"/>
+              <w:rPr>
+                <w:bCs/>
+                <w:sz w:val="18"/>
+                <w:szCs w:val="24"/>
+              </w:rPr>
+            </w:pPr>
+            <w:r>
+              <w:rPr>
+                <w:bCs/>
+                <w:sz w:val="18"/>
+                <w:szCs w:val="24"/>
+              </w:rPr>
+              <w:t>3 días</w:t>
+            </w:r>
+          </w:p>
+        </w:tc>
+        <w:tc>
+          <w:tcPr>
+            <w:tcW w:w="993" w:type="dxa"/>
+          </w:tcPr>
+          <w:p>
+            <w:pPr>
+              <w:jc w:val="both"/>
+              <w:rPr>
+                <w:rFonts w:ascii="Calibri" w:hAnsi="Calibri" w:cs="Arial"/>
+                <w:iCs/>
+                <w:sz w:val="18"/>
+                <w:szCs w:val="20"/>
+                <w:lang w:eastAsia="es-CL"/>
+              </w:rPr>
+            </w:pPr>
+            <w:r>
+              <w:rPr>
+                <w:rFonts w:ascii="Calibri" w:hAnsi="Calibri" w:cs="Arial"/>
+                <w:iCs/>
+                <w:sz w:val="18"/>
+                <w:szCs w:val="20"/>
+                <w:lang w:eastAsia="es-CL"/>
+              </w:rPr>
+              <w:t>Claudio Murúa</w:t>
+            </w:r>
+          </w:p>
+        </w:tc>
+        <w:tc>
+          <w:tcPr>
+            <w:tcW w:w="1842" w:type="dxa"/>
+          </w:tcPr>
+          <w:p>
+            <w:pPr>
+              <w:jc w:val="both"/>
+              <w:rPr>
+                <w:rFonts w:ascii="Calibri" w:hAnsi="Calibri" w:cs="Arial"/>
+                <w:iCs/>
+                <w:sz w:val="18"/>
+                <w:szCs w:val="20"/>
+                <w:lang w:eastAsia="es-CL"/>
+              </w:rPr>
+            </w:pPr>
+            <w:r>
+              <w:rPr>
+                <w:rFonts w:ascii="Calibri" w:hAnsi="Calibri" w:cs="Arial"/>
+                <w:iCs/>
+                <w:sz w:val="18"/>
+                <w:szCs w:val="20"/>
+                <w:lang w:eastAsia="es-CL"/>
+              </w:rPr>
+              <w:t>Emisión y registro del informe</w:t>
+            </w:r>
+          </w:p>
+        </w:tc>
+        <w:tc>
+          <w:tcPr>
+            <w:tcW w:w="1134" w:type="dxa"/>
+          </w:tcPr>
+          <w:p>
+            <w:pPr>
+              <w:jc w:val="both"/>
+              <w:rPr>
+                <w:rFonts w:ascii="Calibri" w:hAnsi="Calibri" w:cs="Arial"/>
+                <w:iCs/>
+                <w:sz w:val="16"/>
+                <w:szCs w:val="20"/>
+                <w:lang w:eastAsia="es-CL"/>
+              </w:rPr>
+            </w:pPr>
+            <w:r>
+              <w:rPr>
+                <w:rFonts w:ascii="Calibri" w:hAnsi="Calibri" w:cs="Arial"/>
+                <w:iCs/>
+                <w:sz w:val="16"/>
+                <w:szCs w:val="20"/>
+                <w:lang w:eastAsia="es-CL"/>
+              </w:rPr>
+              <w:t>Completado</w:t>
+            </w:r>
+          </w:p>
+        </w:tc>
+        <w:tc>
+          <w:tcPr>
+            <w:tcW w:w="1276" w:type="dxa"/>
+          </w:tcPr>
+          <w:p>
+            <w:pPr>
+              <w:jc w:val="both"/>
+              <w:rPr>
+                <w:rFonts w:ascii="Calibri" w:hAnsi="Calibri" w:cs="Arial"/>
+                <w:iCs/>
+                <w:sz w:val="18"/>
+                <w:szCs w:val="20"/>
+                <w:lang w:eastAsia="es-CL"/>
+              </w:rPr>
+            </w:pPr>
+          </w:p>
+        </w:tc>
+      </w:tr>
+      <w:tr>
+        <w:trPr>
+          <w:trHeight w:val="1785"/>
+        </w:trPr>
+        <w:tc>
+          <w:tcPr>
+            <w:tcW w:w="1328" w:type="dxa"/>
+          </w:tcPr>
+          <w:p>
+            <w:pPr>
+              <w:jc w:val="both"/>
+              <w:rPr>
+                <w:bCs/>
+                <w:sz w:val="18"/>
+                <w:szCs w:val="24"/>
+              </w:rPr>
+            </w:pPr>
+            <w:r>
+              <w:rPr>
+                <w:bCs/>
+                <w:sz w:val="18"/>
+                <w:szCs w:val="24"/>
+              </w:rPr>
+              <w:lastRenderedPageBreak/>
+              <w:t>Desarrollar solución de software</w:t>
+            </w:r>
+          </w:p>
+        </w:tc>
+        <w:tc>
+          <w:tcPr>
+            <w:tcW w:w="1077" w:type="dxa"/>
+          </w:tcPr>
+          <w:p>
+            <w:pPr>
+              <w:jc w:val="both"/>
+              <w:rPr>
+                <w:rFonts w:ascii="Calibri" w:hAnsi="Calibri" w:cs="Arial"/>
+                <w:iCs/>
+                <w:sz w:val="18"/>
+                <w:szCs w:val="20"/>
+                <w:lang w:eastAsia="es-CL"/>
+              </w:rPr>
+            </w:pPr>
+            <w:r>
+              <w:rPr>
+                <w:rFonts w:ascii="Calibri" w:hAnsi="Calibri" w:cs="Arial"/>
+                <w:iCs/>
+                <w:sz w:val="18"/>
+                <w:szCs w:val="20"/>
+                <w:lang w:eastAsia="es-CL"/>
+              </w:rPr>
+              <w:t>Cliente: vista/descarga de reporte</w:t>
+            </w:r>
+          </w:p>
+        </w:tc>
+        <w:tc>
+          <w:tcPr>
+            <w:tcW w:w="1276" w:type="dxa"/>
+          </w:tcPr>
+          <w:p>
+            <w:pPr>
+              <w:jc w:val="both"/>
+              <w:rPr>
+                <w:bCs/>
+                <w:sz w:val="18"/>
+                <w:szCs w:val="24"/>
+              </w:rPr>
+            </w:pPr>
+            <w:r>
+              <w:rPr>
+                <w:bCs/>
+                <w:sz w:val="18"/>
+                <w:szCs w:val="24"/>
+              </w:rPr>
+              <w:t>JavaFX</w:t>
+            </w:r>
+          </w:p>
+        </w:tc>
+        <w:tc>
+          <w:tcPr>
+            <w:tcW w:w="850" w:type="dxa"/>
+          </w:tcPr>
+          <w:p>
+            <w:pPr>
+              <w:jc w:val="both"/>
+              <w:rPr>
+                <w:bCs/>
+                <w:sz w:val="18"/>
+                <w:szCs w:val="24"/>
+              </w:rPr>
+            </w:pPr>
+            <w:r>
+              <w:rPr>
+                <w:bCs/>
+                <w:sz w:val="18"/>
+                <w:szCs w:val="24"/>
+              </w:rPr>
+              <w:t>2 días</w:t>
+            </w:r>
+          </w:p>
+        </w:tc>
+        <w:tc>
+          <w:tcPr>
+            <w:tcW w:w="993" w:type="dxa"/>
+          </w:tcPr>
+          <w:p>
+            <w:pPr>
+              <w:jc w:val="both"/>
+              <w:rPr>
+                <w:rFonts w:ascii="Calibri" w:hAnsi="Calibri" w:cs="Arial"/>
+                <w:iCs/>
+                <w:sz w:val="18"/>
+                <w:szCs w:val="20"/>
+                <w:lang w:eastAsia="es-CL"/>
+              </w:rPr>
+            </w:pPr>
+            <w:r>
+              <w:rPr>
+                <w:rFonts w:ascii="Calibri" w:hAnsi="Calibri" w:cs="Arial"/>
+                <w:iCs/>
+                <w:sz w:val="18"/>
+                <w:szCs w:val="20"/>
+                <w:lang w:eastAsia="es-CL"/>
+              </w:rPr>
+              <w:t>Nicolás Cárdenas</w:t>
+            </w:r>
+          </w:p>
+        </w:tc>
+        <w:tc>
+          <w:tcPr>
+            <w:tcW w:w="1842" w:type="dxa"/>
+          </w:tcPr>
+          <w:p>
+            <w:pPr>
+              <w:jc w:val="both"/>
+              <w:rPr>
+                <w:rFonts w:ascii="Calibri" w:hAnsi="Calibri" w:cs="Arial"/>
+                <w:iCs/>
+                <w:sz w:val="18"/>
+                <w:szCs w:val="20"/>
+                <w:lang w:eastAsia="es-CL"/>
+              </w:rPr>
+            </w:pPr>
+            <w:r>
+              <w:rPr>
+                <w:rFonts w:ascii="Calibri" w:hAnsi="Calibri" w:cs="Arial"/>
+                <w:iCs/>
+                <w:sz w:val="18"/>
+                <w:szCs w:val="20"/>
+                <w:lang w:eastAsia="es-CL"/>
+              </w:rPr>
+              <w:t>Descarga desde el detalle de la muestra</w:t>
+            </w:r>
+          </w:p>
+        </w:tc>
+        <w:tc>
+          <w:tcPr>
+            <w:tcW w:w="1134" w:type="dxa"/>
+          </w:tcPr>
+          <w:p>
+            <w:pPr>
+              <w:jc w:val="both"/>
+              <w:rPr>
+                <w:rFonts w:ascii="Calibri" w:hAnsi="Calibri" w:cs="Arial"/>
+                <w:iCs/>
+                <w:sz w:val="16"/>
+                <w:szCs w:val="20"/>
+                <w:lang w:eastAsia="es-CL"/>
+              </w:rPr>
+            </w:pPr>
+            <w:r>
+              <w:rPr>
+                <w:rFonts w:ascii="Calibri" w:hAnsi="Calibri" w:cs="Arial"/>
+                <w:iCs/>
+                <w:sz w:val="16"/>
+                <w:szCs w:val="20"/>
+                <w:lang w:eastAsia="es-CL"/>
+              </w:rPr>
+              <w:t>Completado</w:t>
+            </w:r>
+          </w:p>
+        </w:tc>
+        <w:tc>
+          <w:tcPr>
+            <w:tcW w:w="1276" w:type="dxa"/>
+          </w:tcPr>
+          <w:p>
+            <w:pPr>
+              <w:jc w:val="both"/>
+              <w:rPr>
+                <w:rFonts w:ascii="Calibri" w:hAnsi="Calibri" w:cs="Arial"/>
+                <w:iCs/>
+                <w:sz w:val="18"/>
+                <w:szCs w:val="20"/>
+                <w:lang w:eastAsia="es-CL"/>
+              </w:rPr>
+            </w:pPr>
+            <w:r>
+              <w:rPr>
+                <w:rFonts w:ascii="Calibri" w:hAnsi="Calibri" w:cs="Arial"/>
+                <w:iCs/>
+                <w:sz w:val="18"/>
+                <w:szCs w:val="20"/>
+                <w:lang w:eastAsia="es-CL"/>
+              </w:rPr>
+              <w:t xml:space="preserve">Se </w:t>
+            </w:r>
+            <w:r>
+              <w:rPr>
+                <w:rFonts w:ascii="Calibri" w:hAnsi="Calibri" w:cs="Arial"/>
+                <w:iCs/>
+                <w:sz w:val="18"/>
+                <w:szCs w:val="20"/>
+                <w:lang w:eastAsia="es-CL"/>
+              </w:rPr>
+              <w:t>agregó la pantalla de Reportes (historial)</w:t>
+            </w:r>
+          </w:p>
+        </w:tc>
+      </w:tr>
+      <w:tr>
+        <w:trPr>
+          <w:trHeight w:val="1785"/>
+        </w:trPr>
+        <w:tc>
+          <w:tcPr>
+            <w:tcW w:w="1328" w:type="dxa"/>
+          </w:tcPr>
+          <w:p>
+            <w:pPr>
+              <w:jc w:val="both"/>
+              <w:rPr>
+                <w:bCs/>
+                <w:sz w:val="18"/>
+                <w:szCs w:val="24"/>
+              </w:rPr>
+            </w:pPr>
+            <w:r>
+              <w:rPr>
+                <w:bCs/>
+                <w:sz w:val="18"/>
+                <w:szCs w:val="24"/>
+              </w:rPr>
+              <w:t>Gestionar proyectos informáticos</w:t>
+            </w:r>
+          </w:p>
+        </w:tc>
+        <w:tc>
+          <w:tcPr>
+            <w:tcW w:w="1077" w:type="dxa"/>
+          </w:tcPr>
+          <w:p>
+            <w:pPr>
+              <w:jc w:val="both"/>
+              <w:rPr>
+                <w:rFonts w:ascii="Calibri" w:hAnsi="Calibri" w:cs="Arial"/>
+                <w:iCs/>
+                <w:sz w:val="18"/>
+                <w:szCs w:val="20"/>
+                <w:lang w:eastAsia="es-CL"/>
+              </w:rPr>
+            </w:pPr>
+            <w:r>
+              <w:rPr>
+                <w:rFonts w:ascii="Calibri" w:hAnsi="Calibri" w:cs="Arial"/>
+                <w:iCs/>
+                <w:sz w:val="18"/>
+                <w:szCs w:val="20"/>
+                <w:lang w:eastAsia="es-CL"/>
+              </w:rPr>
+              <w:t>Integración cliente–backend completa (E2E)</w:t>
+            </w:r>
+          </w:p>
+        </w:tc>
+        <w:tc>
+          <w:tcPr>
+            <w:tcW w:w="1276" w:type="dxa"/>
+          </w:tcPr>
+          <w:p>
+            <w:pPr>
+              <w:jc w:val="both"/>
+              <w:rPr>
+                <w:bCs/>
+                <w:sz w:val="18"/>
+                <w:szCs w:val="24"/>
+              </w:rPr>
+            </w:pPr>
+            <w:r>
+              <w:rPr>
+                <w:bCs/>
+                <w:sz w:val="18"/>
+                <w:szCs w:val="24"/>
+              </w:rPr>
+              <w:t>Todo el stack</w:t>
+            </w:r>
+          </w:p>
+        </w:tc>
+        <w:tc>
+          <w:tcPr>
+            <w:tcW w:w="850" w:type="dxa"/>
+          </w:tcPr>
+          <w:p>
+            <w:pPr>
+              <w:jc w:val="both"/>
+              <w:rPr>
+                <w:bCs/>
+                <w:sz w:val="18"/>
+                <w:szCs w:val="24"/>
+              </w:rPr>
+            </w:pPr>
+            <w:r>
+              <w:rPr>
+                <w:bCs/>
+                <w:sz w:val="18"/>
+                <w:szCs w:val="24"/>
+              </w:rPr>
+              <w:t>5 días</w:t>
+            </w:r>
+          </w:p>
+        </w:tc>
+        <w:tc>
+          <w:tcPr>
+            <w:tcW w:w="993" w:type="dxa"/>
+          </w:tcPr>
+          <w:p>
+            <w:pPr>
+              <w:jc w:val="both"/>
+              <w:rPr>
+                <w:rFonts w:ascii="Calibri" w:hAnsi="Calibri" w:cs="Arial"/>
+                <w:iCs/>
+                <w:sz w:val="18"/>
+                <w:szCs w:val="20"/>
+                <w:lang w:eastAsia="es-CL"/>
+              </w:rPr>
+            </w:pPr>
+            <w:r>
+              <w:rPr>
+                <w:rFonts w:ascii="Calibri" w:hAnsi="Calibri" w:cs="Arial"/>
+                <w:iCs/>
+                <w:sz w:val="18"/>
+                <w:szCs w:val="20"/>
+                <w:lang w:eastAsia="es-CL"/>
+              </w:rPr>
+              <w:t>Equipo</w:t>
+            </w:r>
+          </w:p>
+        </w:tc>
+        <w:tc>
+          <w:tcPr>
+            <w:tcW w:w="1842" w:type="dxa"/>
+          </w:tcPr>
+          <w:p>
+            <w:pPr>
+              <w:jc w:val="both"/>
+              <w:rPr>
+                <w:rFonts w:ascii="Calibri" w:hAnsi="Calibri" w:cs="Arial"/>
+                <w:iCs/>
+                <w:sz w:val="18"/>
+                <w:szCs w:val="20"/>
+                <w:lang w:eastAsia="es-CL"/>
+              </w:rPr>
+            </w:pPr>
+            <w:r>
+              <w:rPr>
+                <w:rFonts w:ascii="Calibri" w:hAnsi="Calibri" w:cs="Arial"/>
+                <w:iCs/>
+                <w:sz w:val="18"/>
+                <w:szCs w:val="20"/>
+                <w:lang w:eastAsia="es-CL"/>
+              </w:rPr>
+              <w:t>Pruebas funcionales de extremo a extremo</w:t>
+            </w:r>
+          </w:p>
+        </w:tc>
+        <w:tc>
+          <w:tcPr>
+            <w:tcW w:w="1134" w:type="dxa"/>
+          </w:tcPr>
+          <w:p>
+            <w:pPr>
+              <w:jc w:val="both"/>
+              <w:rPr>
+                <w:rFonts w:ascii="Calibri" w:hAnsi="Calibri" w:cs="Arial"/>
+                <w:iCs/>
+                <w:sz w:val="16"/>
+                <w:szCs w:val="20"/>
+                <w:lang w:eastAsia="es-CL"/>
+              </w:rPr>
+            </w:pPr>
+            <w:r>
+              <w:rPr>
+                <w:rFonts w:ascii="Calibri" w:hAnsi="Calibri" w:cs="Arial"/>
+                <w:iCs/>
+                <w:sz w:val="16"/>
+                <w:szCs w:val="20"/>
+                <w:lang w:eastAsia="es-CL"/>
+              </w:rPr>
+              <w:t>En curso</w:t>
+            </w:r>
+          </w:p>
+        </w:tc>
+        <w:tc>
+          <w:tcPr>
+            <w:tcW w:w="1276" w:type="dxa"/>
+          </w:tcPr>
+          <w:p>
+            <w:pPr>
+              <w:jc w:val="both"/>
+              <w:rPr>
+                <w:rFonts w:ascii="Calibri" w:hAnsi="Calibri" w:cs="Arial"/>
+                <w:iCs/>
+                <w:sz w:val="18"/>
+                <w:szCs w:val="20"/>
+                <w:lang w:eastAsia="es-CL"/>
+              </w:rPr>
+            </w:pPr>
+            <w:r>
+              <w:rPr>
+                <w:rFonts w:ascii="Calibri" w:hAnsi="Calibri" w:cs="Arial"/>
+                <w:iCs/>
+                <w:sz w:val="18"/>
+                <w:szCs w:val="20"/>
+                <w:lang w:eastAsia="es-CL"/>
+              </w:rPr>
+              <w:t>QA manual del flujo completo realizado esta fase</w:t>
+            </w:r>
+          </w:p>
+        </w:tc>
+      </w:tr>
+      <w:tr>
+        <w:trPr>
+          <w:trHeight w:val="1317"/>
+        </w:trPr>
+        <w:tc>
+          <w:tcPr>
+            <w:tcW w:w="1328" w:type="dxa"/>
+          </w:tcPr>
+          <w:p>
+            <w:pPr>
+              <w:jc w:val="both"/>
+              <w:rPr>
+                <w:bCs/>
+                <w:sz w:val="18"/>
+                <w:szCs w:val="24"/>
+              </w:rPr>
+            </w:pPr>
+            <w:r>
+              <w:rPr>
+                <w:bCs/>
+                <w:sz w:val="18"/>
+                <w:szCs w:val="24"/>
+              </w:rPr>
+              <w:t>Realizar pruebas de certificación</w:t>
+            </w:r>
+          </w:p>
+        </w:tc>
+        <w:tc>
+          <w:tcPr>
+            <w:tcW w:w="1077" w:type="dxa"/>
+          </w:tcPr>
+          <w:p>
+            <w:pPr>
+              <w:jc w:val="both"/>
+              <w:rPr>
+                <w:rFonts w:ascii="Calibri" w:hAnsi="Calibri" w:cs="Arial"/>
+                <w:iCs/>
+                <w:sz w:val="18"/>
+                <w:szCs w:val="20"/>
+                <w:lang w:eastAsia="es-CL"/>
+              </w:rPr>
+            </w:pPr>
+            <w:r>
+              <w:rPr>
+                <w:rFonts w:ascii="Calibri" w:hAnsi="Calibri" w:cs="Arial"/>
+                <w:iCs/>
+                <w:sz w:val="18"/>
+                <w:szCs w:val="20"/>
+                <w:lang w:eastAsia="es-CL"/>
+              </w:rPr>
+              <w:t>Testing integral (JUnit + integración)</w:t>
+            </w:r>
+          </w:p>
+        </w:tc>
+        <w:tc>
+          <w:tcPr>
+            <w:tcW w:w="1276" w:type="dxa"/>
+          </w:tcPr>
+          <w:p>
+            <w:pPr>
+              <w:jc w:val="both"/>
+              <w:rPr>
+                <w:bCs/>
+                <w:sz w:val="18"/>
+                <w:szCs w:val="24"/>
+              </w:rPr>
+            </w:pPr>
+            <w:r>
+              <w:rPr>
+                <w:bCs/>
+                <w:sz w:val="18"/>
+                <w:szCs w:val="24"/>
+              </w:rPr>
+              <w:t>JUnit</w:t>
+            </w:r>
+          </w:p>
+        </w:tc>
+        <w:tc>
+          <w:tcPr>
+            <w:tcW w:w="850" w:type="dxa"/>
+          </w:tcPr>
+          <w:p>
+            <w:pPr>
+              <w:jc w:val="both"/>
+              <w:rPr>
+                <w:bCs/>
+                <w:sz w:val="18"/>
+                <w:szCs w:val="24"/>
+              </w:rPr>
+            </w:pPr>
+            <w:r>
+              <w:rPr>
+                <w:bCs/>
+                <w:sz w:val="18"/>
+                <w:szCs w:val="24"/>
+              </w:rPr>
+              <w:t>2 días</w:t>
+            </w:r>
+          </w:p>
+        </w:tc>
+        <w:tc>
+          <w:tcPr>
+            <w:tcW w:w="993" w:type="dxa"/>
+          </w:tcPr>
+          <w:p>
+            <w:pPr>
+              <w:jc w:val="both"/>
+              <w:rPr>
+                <w:rFonts w:ascii="Calibri" w:hAnsi="Calibri" w:cs="Arial"/>
+                <w:iCs/>
+                <w:sz w:val="18"/>
+                <w:szCs w:val="20"/>
+                <w:lang w:eastAsia="es-CL"/>
+              </w:rPr>
+            </w:pPr>
+            <w:r>
+              <w:rPr>
+                <w:rFonts w:ascii="Calibri" w:hAnsi="Calibri" w:cs="Arial"/>
+                <w:iCs/>
+                <w:sz w:val="18"/>
+                <w:szCs w:val="20"/>
+                <w:lang w:eastAsia="es-CL"/>
+              </w:rPr>
+              <w:t>Nicolás Cárdenas</w:t>
+            </w:r>
+          </w:p>
+        </w:tc>
+        <w:tc>
+          <w:tcPr>
+            <w:tcW w:w="1842" w:type="dxa"/>
+          </w:tcPr>
+          <w:p>
+            <w:pPr>
+              <w:jc w:val="both"/>
+              <w:rPr>
+                <w:rFonts w:ascii="Calibri" w:hAnsi="Calibri" w:cs="Arial"/>
+                <w:iCs/>
+                <w:sz w:val="18"/>
+                <w:szCs w:val="20"/>
+                <w:lang w:eastAsia="es-CL"/>
+              </w:rPr>
+            </w:pPr>
+            <w:r>
+              <w:rPr>
+                <w:rFonts w:ascii="Calibri" w:hAnsi="Calibri" w:cs="Arial"/>
+                <w:iCs/>
+                <w:sz w:val="18"/>
+                <w:szCs w:val="20"/>
+                <w:lang w:eastAsia="es-CL"/>
+              </w:rPr>
+              <w:t>Solo QA manual hasta ahora; pruebas automatizadas pendientes</w:t>
+            </w:r>
+          </w:p>
+        </w:tc>
+        <w:tc>
+          <w:tcPr>
+            <w:tcW w:w="1134" w:type="dxa"/>
+          </w:tcPr>
+          <w:p>
+            <w:pPr>
+              <w:jc w:val="both"/>
+              <w:rPr>
+                <w:rFonts w:ascii="Calibri" w:hAnsi="Calibri" w:cs="Arial"/>
+                <w:iCs/>
+                <w:sz w:val="16"/>
+                <w:szCs w:val="20"/>
+                <w:lang w:eastAsia="es-CL"/>
+              </w:rPr>
+            </w:pPr>
+            <w:r>
+              <w:rPr>
+                <w:rFonts w:ascii="Calibri" w:hAnsi="Calibri" w:cs="Arial"/>
+                <w:iCs/>
+                <w:sz w:val="16"/>
+                <w:szCs w:val="20"/>
+                <w:lang w:eastAsia="es-CL"/>
+              </w:rPr>
+              <w:t>No iniciado</w:t>
+            </w:r>
+          </w:p>
+        </w:tc>
+        <w:tc>
+          <w:tcPr>
+            <w:tcW w:w="1276" w:type="dxa"/>
+          </w:tcPr>
+          <w:p>
+            <w:pPr>
+              <w:jc w:val="both"/>
+              <w:rPr>
+                <w:rFonts w:ascii="Calibri" w:hAnsi="Calibri" w:cs="Arial"/>
+                <w:iCs/>
+                <w:sz w:val="18"/>
+                <w:szCs w:val="20"/>
+                <w:lang w:eastAsia="es-CL"/>
+              </w:rPr>
+            </w:pPr>
+            <w:r>
+              <w:rPr>
+                <w:rFonts w:ascii="Calibri" w:hAnsi="Calibri" w:cs="Arial"/>
+                <w:iCs/>
+                <w:sz w:val="18"/>
+                <w:szCs w:val="20"/>
+                <w:lang w:eastAsia="es-CL"/>
+              </w:rPr>
+              <w:t>Se priorizó QA manual; pruebas unitarias se abordarán en Fase 5</w:t>
+            </w:r>
+          </w:p>
+        </w:tc>
+      </w:tr>
+      <w:tr>
+        <w:trPr>
+          <w:trHeight w:val="715"/>
+        </w:trPr>
+        <w:tc>
+          <w:tcPr>
+            <w:tcW w:w="1328" w:type="dxa"/>
+          </w:tcPr>
+          <w:p>
+            <w:pPr>
+              <w:jc w:val="both"/>
+              <w:rPr>
+                <w:bCs/>
+                <w:sz w:val="18"/>
+                <w:szCs w:val="24"/>
+              </w:rPr>
+            </w:pPr>
+            <w:r>
+              <w:rPr>
+                <w:bCs/>
+                <w:sz w:val="18"/>
+                <w:szCs w:val="24"/>
+              </w:rPr>
+              <w:t>Realizar pruebas / gestión</w:t>
+            </w:r>
+          </w:p>
+        </w:tc>
+        <w:tc>
+          <w:tcPr>
+            <w:tcW w:w="1077" w:type="dxa"/>
+          </w:tcPr>
+          <w:p>
+            <w:pPr>
+              <w:jc w:val="both"/>
+              <w:rPr>
+                <w:rFonts w:ascii="Calibri" w:hAnsi="Calibri" w:cs="Arial"/>
+                <w:iCs/>
+                <w:sz w:val="18"/>
+                <w:szCs w:val="20"/>
+                <w:lang w:eastAsia="es-CL"/>
+              </w:rPr>
+            </w:pPr>
+            <w:r>
+              <w:rPr>
+                <w:rFonts w:ascii="Calibri" w:hAnsi="Calibri" w:cs="Arial"/>
+                <w:iCs/>
+                <w:sz w:val="18"/>
+                <w:szCs w:val="20"/>
+                <w:lang w:eastAsia="es-CL"/>
+              </w:rPr>
+              <w:t>Corrección de errores (bugfixing)</w:t>
+            </w:r>
+          </w:p>
+        </w:tc>
+        <w:tc>
+          <w:tcPr>
+            <w:tcW w:w="1276" w:type="dxa"/>
+          </w:tcPr>
+          <w:p>
+            <w:pPr>
+              <w:jc w:val="both"/>
+              <w:rPr>
+                <w:bCs/>
+                <w:sz w:val="18"/>
+                <w:szCs w:val="24"/>
+              </w:rPr>
+            </w:pPr>
+            <w:r>
+              <w:rPr>
+                <w:bCs/>
+                <w:sz w:val="18"/>
+                <w:szCs w:val="24"/>
+              </w:rPr>
+              <w:t>---</w:t>
+            </w:r>
+          </w:p>
+        </w:tc>
+        <w:tc>
+          <w:tcPr>
+            <w:tcW w:w="850" w:type="dxa"/>
+          </w:tcPr>
+          <w:p>
+            <w:pPr>
+              <w:jc w:val="both"/>
+              <w:rPr>
+                <w:bCs/>
+                <w:sz w:val="18"/>
+                <w:szCs w:val="24"/>
+              </w:rPr>
+            </w:pPr>
+            <w:r>
+              <w:rPr>
+                <w:bCs/>
+                <w:sz w:val="18"/>
+                <w:szCs w:val="24"/>
+              </w:rPr>
+              <w:t>3 días</w:t>
+            </w:r>
+          </w:p>
+        </w:tc>
+        <w:tc>
+          <w:tcPr>
+            <w:tcW w:w="993" w:type="dxa"/>
+          </w:tcPr>
+          <w:p>
+            <w:pPr>
+              <w:jc w:val="both"/>
+              <w:rPr>
+                <w:rFonts w:ascii="Calibri" w:hAnsi="Calibri" w:cs="Arial"/>
+                <w:iCs/>
+                <w:sz w:val="18"/>
+                <w:szCs w:val="20"/>
+                <w:lang w:eastAsia="es-CL"/>
+              </w:rPr>
+            </w:pPr>
+            <w:r>
+              <w:rPr>
+                <w:rFonts w:ascii="Calibri" w:hAnsi="Calibri" w:cs="Arial"/>
+                <w:iCs/>
+                <w:sz w:val="18"/>
+                <w:szCs w:val="20"/>
+                <w:lang w:eastAsia="es-CL"/>
+              </w:rPr>
+              <w:t>Equipo</w:t>
+            </w:r>
+          </w:p>
+        </w:tc>
+        <w:tc>
+          <w:tcPr>
+            <w:tcW w:w="1842" w:type="dxa"/>
+          </w:tcPr>
+          <w:p>
+            <w:pPr>
+              <w:jc w:val="both"/>
+              <w:rPr>
+                <w:rFonts w:ascii="Calibri" w:hAnsi="Calibri" w:cs="Arial"/>
+                <w:iCs/>
+                <w:sz w:val="18"/>
+                <w:szCs w:val="20"/>
+                <w:lang w:eastAsia="es-CL"/>
+              </w:rPr>
+            </w:pPr>
+            <w:r>
+              <w:rPr>
+                <w:rFonts w:ascii="Calibri" w:hAnsi="Calibri" w:cs="Arial"/>
+                <w:iCs/>
+                <w:sz w:val="18"/>
+                <w:szCs w:val="20"/>
+                <w:lang w:eastAsia="es-CL"/>
+              </w:rPr>
+              <w:t>Depende de hallazgos de QA</w:t>
+            </w:r>
+          </w:p>
+        </w:tc>
+        <w:tc>
+          <w:tcPr>
+            <w:tcW w:w="1134" w:type="dxa"/>
+          </w:tcPr>
+          <w:p>
+            <w:pPr>
+              <w:jc w:val="both"/>
+              <w:rPr>
+                <w:rFonts w:ascii="Calibri" w:hAnsi="Calibri" w:cs="Arial"/>
+                <w:iCs/>
+                <w:sz w:val="16"/>
+                <w:szCs w:val="20"/>
+                <w:lang w:eastAsia="es-CL"/>
+              </w:rPr>
+            </w:pPr>
+            <w:r>
+              <w:rPr>
+                <w:rFonts w:ascii="Calibri" w:hAnsi="Calibri" w:cs="Arial"/>
+                <w:iCs/>
+                <w:sz w:val="16"/>
+                <w:szCs w:val="20"/>
+                <w:lang w:eastAsia="es-CL"/>
+              </w:rPr>
+              <w:t>No iniciado</w:t>
+            </w:r>
+          </w:p>
+        </w:tc>
+        <w:tc>
+          <w:tcPr>
+            <w:tcW w:w="1276" w:type="dxa"/>
+          </w:tcPr>
+          <w:p>
+            <w:pPr>
+              <w:jc w:val="both"/>
+              <w:rPr>
+                <w:rFonts w:ascii="Calibri" w:hAnsi="Calibri" w:cs="Arial"/>
+                <w:iCs/>
+                <w:sz w:val="18"/>
+                <w:szCs w:val="20"/>
+                <w:lang w:eastAsia="es-CL"/>
+              </w:rPr>
+            </w:pPr>
+            <w:r>
+              <w:rPr>
+                <w:rFonts w:ascii="Calibri" w:hAnsi="Calibri" w:cs="Arial"/>
+                <w:iCs/>
+                <w:sz w:val="18"/>
+                <w:szCs w:val="20"/>
+                <w:lang w:eastAsia="es-CL"/>
+              </w:rPr>
+              <w:t>Programada para Fase 5</w:t>
+            </w:r>
+          </w:p>
+        </w:tc>
+      </w:tr>
+      <w:tr>
+        <w:trPr>
+          <w:trHeight w:val="1785"/>
+        </w:trPr>
+        <w:tc>
+          <w:tcPr>
+            <w:tcW w:w="1328" w:type="dxa"/>
+          </w:tcPr>
+          <w:p>
+            <w:pPr>
+              <w:jc w:val="both"/>
+              <w:rPr>
+                <w:bCs/>
+                <w:sz w:val="18"/>
+                <w:szCs w:val="24"/>
+              </w:rPr>
+            </w:pPr>
+            <w:r>
+              <w:rPr>
+                <w:bCs/>
+                <w:sz w:val="18"/>
+                <w:szCs w:val="24"/>
+              </w:rPr>
+              <w:t>Desarrollar solución de software</w:t>
+            </w:r>
+          </w:p>
+        </w:tc>
+        <w:tc>
+          <w:tcPr>
+            <w:tcW w:w="1077" w:type="dxa"/>
+          </w:tcPr>
+          <w:p>
+            <w:pPr>
+              <w:jc w:val="both"/>
+              <w:rPr>
+                <w:rFonts w:ascii="Calibri" w:hAnsi="Calibri" w:cs="Arial"/>
+                <w:iCs/>
+                <w:sz w:val="18"/>
+                <w:szCs w:val="20"/>
+                <w:lang w:eastAsia="es-CL"/>
+              </w:rPr>
+            </w:pPr>
+            <w:r>
+              <w:rPr>
+                <w:rFonts w:ascii="Calibri" w:hAnsi="Calibri" w:cs="Arial"/>
+                <w:iCs/>
+                <w:sz w:val="18"/>
+                <w:szCs w:val="20"/>
+                <w:lang w:eastAsia="es-CL"/>
+              </w:rPr>
+              <w:t>Empaquetado del instalador (jpackage)</w:t>
+            </w:r>
+          </w:p>
+        </w:tc>
+        <w:tc>
+          <w:tcPr>
+            <w:tcW w:w="1276" w:type="dxa"/>
+          </w:tcPr>
+          <w:p>
+            <w:pPr>
+              <w:jc w:val="both"/>
+              <w:rPr>
+                <w:bCs/>
+                <w:sz w:val="18"/>
+                <w:szCs w:val="24"/>
+              </w:rPr>
+            </w:pPr>
+            <w:r>
+              <w:rPr>
+                <w:bCs/>
+                <w:sz w:val="18"/>
+                <w:szCs w:val="24"/>
+              </w:rPr>
+              <w:t>jpackage</w:t>
+            </w:r>
+          </w:p>
+        </w:tc>
+        <w:tc>
+          <w:tcPr>
+            <w:tcW w:w="850" w:type="dxa"/>
+          </w:tcPr>
+          <w:p>
+            <w:pPr>
+              <w:jc w:val="both"/>
+              <w:rPr>
+                <w:bCs/>
+                <w:sz w:val="18"/>
+                <w:szCs w:val="24"/>
+              </w:rPr>
+            </w:pPr>
+            <w:r>
+              <w:rPr>
+                <w:bCs/>
+                <w:sz w:val="18"/>
+                <w:szCs w:val="24"/>
+              </w:rPr>
+              <w:t>1 día</w:t>
+            </w:r>
+          </w:p>
+        </w:tc>
+        <w:tc>
+          <w:tcPr>
+            <w:tcW w:w="993" w:type="dxa"/>
+          </w:tcPr>
+          <w:p>
+            <w:pPr>
+              <w:jc w:val="both"/>
+              <w:rPr>
+                <w:rFonts w:ascii="Calibri" w:hAnsi="Calibri" w:cs="Arial"/>
+                <w:iCs/>
+                <w:sz w:val="18"/>
+                <w:szCs w:val="20"/>
+                <w:lang w:eastAsia="es-CL"/>
+              </w:rPr>
+            </w:pPr>
+            <w:r>
+              <w:rPr>
+                <w:rFonts w:ascii="Calibri" w:hAnsi="Calibri" w:cs="Arial"/>
+                <w:iCs/>
+                <w:sz w:val="18"/>
+                <w:szCs w:val="20"/>
+                <w:lang w:eastAsia="es-CL"/>
+              </w:rPr>
+              <w:t>Cristian Solís</w:t>
+            </w:r>
+          </w:p>
+        </w:tc>
+        <w:tc>
+          <w:tcPr>
+            <w:tcW w:w="1842" w:type="dxa"/>
+          </w:tcPr>
+          <w:p>
+            <w:pPr>
+              <w:jc w:val="both"/>
+              <w:rPr>
+                <w:rFonts w:ascii="Calibri" w:hAnsi="Calibri" w:cs="Arial"/>
+                <w:iCs/>
+                <w:sz w:val="18"/>
+                <w:szCs w:val="20"/>
+                <w:lang w:eastAsia="es-CL"/>
+              </w:rPr>
+            </w:pPr>
+            <w:r>
+              <w:rPr>
+                <w:rFonts w:ascii="Calibri" w:hAnsi="Calibri" w:cs="Arial"/>
+                <w:iCs/>
+                <w:sz w:val="18"/>
+                <w:szCs w:val="20"/>
+                <w:lang w:eastAsia="es-CL"/>
+              </w:rPr>
+              <w:t>---</w:t>
+            </w:r>
+          </w:p>
+        </w:tc>
+        <w:tc>
+          <w:tcPr>
+            <w:tcW w:w="1134" w:type="dxa"/>
+          </w:tcPr>
+          <w:p>
+            <w:pPr>
+              <w:jc w:val="both"/>
+              <w:rPr>
+                <w:rFonts w:ascii="Calibri" w:hAnsi="Calibri" w:cs="Arial"/>
+                <w:iCs/>
+                <w:sz w:val="16"/>
+                <w:szCs w:val="20"/>
+                <w:lang w:eastAsia="es-CL"/>
+              </w:rPr>
+            </w:pPr>
+            <w:r>
+              <w:rPr>
+                <w:rFonts w:ascii="Calibri" w:hAnsi="Calibri" w:cs="Arial"/>
+                <w:iCs/>
+                <w:sz w:val="16"/>
+                <w:szCs w:val="20"/>
+                <w:lang w:eastAsia="es-CL"/>
+              </w:rPr>
+              <w:t>No iniciado</w:t>
+            </w:r>
+          </w:p>
+        </w:tc>
+        <w:tc>
+          <w:tcPr>
+            <w:tcW w:w="1276" w:type="dxa"/>
+          </w:tcPr>
+          <w:p>
+            <w:pPr>
+              <w:jc w:val="both"/>
+              <w:rPr>
+                <w:rFonts w:ascii="Calibri" w:hAnsi="Calibri" w:cs="Arial"/>
+                <w:iCs/>
+                <w:sz w:val="18"/>
+                <w:szCs w:val="20"/>
+                <w:lang w:eastAsia="es-CL"/>
+              </w:rPr>
+            </w:pPr>
+            <w:r>
+              <w:rPr>
+                <w:rFonts w:ascii="Calibri" w:hAnsi="Calibri" w:cs="Arial"/>
+                <w:iCs/>
+                <w:sz w:val="18"/>
+                <w:szCs w:val="20"/>
+                <w:lang w:eastAsia="es-CL"/>
+              </w:rPr>
+              <w:t>Programada para Fase 5</w:t>
+            </w:r>
+          </w:p>
+        </w:tc>
+      </w:tr>
+      <w:tr>
+        <w:trPr>
+          <w:trHeight w:val="1785"/>
+        </w:trPr>
+        <w:tc>
+          <w:tcPr>
+            <w:tcW w:w="1328" w:type="dxa"/>
+          </w:tcPr>
+          <w:p>
+            <w:pPr>
+              <w:jc w:val="both"/>
+              <w:rPr>
+                <w:bCs/>
+                <w:sz w:val="18"/>
+                <w:szCs w:val="24"/>
+              </w:rPr>
+            </w:pPr>
+            <w:r>
+              <w:rPr>
+                <w:bCs/>
+                <w:sz w:val="18"/>
+                <w:szCs w:val="24"/>
+              </w:rPr>
+              <w:t>Gestionar proyectos informáticos</w:t>
+            </w:r>
+          </w:p>
+        </w:tc>
+        <w:tc>
+          <w:tcPr>
+            <w:tcW w:w="1077" w:type="dxa"/>
+          </w:tcPr>
+          <w:p>
+            <w:pPr>
+              <w:jc w:val="both"/>
+              <w:rPr>
+                <w:rFonts w:ascii="Calibri" w:hAnsi="Calibri" w:cs="Arial"/>
+                <w:iCs/>
+                <w:sz w:val="18"/>
+                <w:szCs w:val="20"/>
+                <w:lang w:eastAsia="es-CL"/>
+              </w:rPr>
+            </w:pPr>
+            <w:r>
+              <w:rPr>
+                <w:rFonts w:ascii="Calibri" w:hAnsi="Calibri" w:cs="Arial"/>
+                <w:iCs/>
+                <w:sz w:val="18"/>
+                <w:szCs w:val="20"/>
+                <w:lang w:eastAsia="es-CL"/>
+              </w:rPr>
+              <w:t>Documentación técnica y manual de usuario</w:t>
+            </w:r>
+          </w:p>
+        </w:tc>
+        <w:tc>
+          <w:tcPr>
+            <w:tcW w:w="1276" w:type="dxa"/>
+          </w:tcPr>
+          <w:p>
+            <w:pPr>
+              <w:jc w:val="both"/>
+              <w:rPr>
+                <w:bCs/>
+                <w:sz w:val="18"/>
+                <w:szCs w:val="24"/>
+              </w:rPr>
+            </w:pPr>
+            <w:r>
+              <w:rPr>
+                <w:bCs/>
+                <w:sz w:val="18"/>
+                <w:szCs w:val="24"/>
+              </w:rPr>
+              <w:t>Office</w:t>
+            </w:r>
+          </w:p>
+        </w:tc>
+        <w:tc>
+          <w:tcPr>
+            <w:tcW w:w="850" w:type="dxa"/>
+          </w:tcPr>
+          <w:p>
+            <w:pPr>
+              <w:jc w:val="both"/>
+              <w:rPr>
+                <w:bCs/>
+                <w:sz w:val="18"/>
+                <w:szCs w:val="24"/>
+              </w:rPr>
+            </w:pPr>
+            <w:r>
+              <w:rPr>
+                <w:bCs/>
+                <w:sz w:val="18"/>
+                <w:szCs w:val="24"/>
+              </w:rPr>
+              <w:t>5 días</w:t>
+            </w:r>
+          </w:p>
+        </w:tc>
+        <w:tc>
+          <w:tcPr>
+            <w:tcW w:w="993" w:type="dxa"/>
+          </w:tcPr>
+          <w:p>
+            <w:pPr>
+              <w:jc w:val="both"/>
+              <w:rPr>
+                <w:rFonts w:ascii="Calibri" w:hAnsi="Calibri" w:cs="Arial"/>
+                <w:iCs/>
+                <w:sz w:val="18"/>
+                <w:szCs w:val="20"/>
+                <w:lang w:eastAsia="es-CL"/>
+              </w:rPr>
+            </w:pPr>
+            <w:r>
+              <w:rPr>
+                <w:rFonts w:ascii="Calibri" w:hAnsi="Calibri" w:cs="Arial"/>
+                <w:iCs/>
+                <w:sz w:val="18"/>
+                <w:szCs w:val="20"/>
+                <w:lang w:eastAsia="es-CL"/>
+              </w:rPr>
+              <w:t>Nicolás Cárdenas</w:t>
+            </w:r>
+          </w:p>
+        </w:tc>
+        <w:tc>
+          <w:tcPr>
+            <w:tcW w:w="1842" w:type="dxa"/>
+          </w:tcPr>
+          <w:p>
+            <w:pPr>
+              <w:jc w:val="both"/>
+              <w:rPr>
+                <w:rFonts w:ascii="Calibri" w:hAnsi="Calibri" w:cs="Arial"/>
+                <w:iCs/>
+                <w:sz w:val="18"/>
+                <w:szCs w:val="20"/>
+                <w:lang w:eastAsia="es-CL"/>
+              </w:rPr>
+            </w:pPr>
+            <w:r>
+              <w:rPr>
+                <w:rFonts w:ascii="Calibri" w:hAnsi="Calibri" w:cs="Arial"/>
+                <w:iCs/>
+                <w:sz w:val="18"/>
+                <w:szCs w:val="20"/>
+                <w:lang w:eastAsia="es-CL"/>
+              </w:rPr>
+              <w:t>---</w:t>
+            </w:r>
+          </w:p>
+        </w:tc>
+        <w:tc>
+          <w:tcPr>
+            <w:tcW w:w="1134" w:type="dxa"/>
+          </w:tcPr>
+          <w:p>
+            <w:pPr>
+              <w:jc w:val="both"/>
+              <w:rPr>
+                <w:rFonts w:ascii="Calibri" w:hAnsi="Calibri" w:cs="Arial"/>
+                <w:iCs/>
+                <w:sz w:val="16"/>
+                <w:szCs w:val="20"/>
+                <w:lang w:eastAsia="es-CL"/>
+              </w:rPr>
+            </w:pPr>
+            <w:r>
+              <w:rPr>
+                <w:rFonts w:ascii="Calibri" w:hAnsi="Calibri" w:cs="Arial"/>
+                <w:iCs/>
+                <w:sz w:val="16"/>
+                <w:szCs w:val="20"/>
+                <w:lang w:eastAsia="es-CL"/>
+              </w:rPr>
+              <w:t>No iniciado</w:t>
+            </w:r>
+          </w:p>
+        </w:tc>
+        <w:tc>
+          <w:tcPr>
+            <w:tcW w:w="1276" w:type="dxa"/>
+          </w:tcPr>
+          <w:p>
+            <w:pPr>
+              <w:jc w:val="both"/>
+              <w:rPr>
+                <w:rFonts w:ascii="Calibri" w:hAnsi="Calibri" w:cs="Arial"/>
+                <w:iCs/>
+                <w:sz w:val="18"/>
+                <w:szCs w:val="20"/>
+                <w:lang w:eastAsia="es-CL"/>
+              </w:rPr>
+            </w:pPr>
+            <w:r>
+              <w:rPr>
+                <w:rFonts w:ascii="Calibri" w:hAnsi="Calibri" w:cs="Arial"/>
+                <w:iCs/>
+                <w:sz w:val="18"/>
+                <w:szCs w:val="20"/>
+                <w:lang w:eastAsia="es-CL"/>
+              </w:rPr>
+              <w:t>Programada para Fase 6</w:t>
             </w:r>
           </w:p>
         </w:tc>
@@ -1915,6 +4855,82 @@
           <w:lang w:val="es-ES"/>
         </w:rPr>
       </w:pPr>
+    </w:p>
+    <w:p>
+      <w:pPr>
+        <w:rPr>
+          <w:rFonts w:cs="Calibri Light"/>
+          <w:color w:val="595959" w:themeColor="text1" w:themeTint="A6"/>
+          <w:sz w:val="24"/>
+          <w:szCs w:val="24"/>
+          <w:lang w:val="es-ES"/>
+        </w:rPr>
+      </w:pPr>
+    </w:p>
+    <w:p>
+      <w:pPr>
+        <w:rPr>
+          <w:rFonts w:cs="Calibri Light"/>
+          <w:color w:val="595959" w:themeColor="text1" w:themeTint="A6"/>
+          <w:sz w:val="24"/>
+          <w:szCs w:val="24"/>
+          <w:lang w:val="es-ES"/>
+        </w:rPr>
+      </w:pPr>
+    </w:p>
+    <w:p>
+      <w:pPr>
+        <w:rPr>
+          <w:rFonts w:cs="Calibri Light"/>
+          <w:color w:val="595959" w:themeColor="text1" w:themeTint="A6"/>
+          <w:sz w:val="24"/>
+          <w:szCs w:val="24"/>
+          <w:lang w:val="es-ES"/>
+        </w:rPr>
+      </w:pPr>
+    </w:p>
+    <w:p>
+      <w:pPr>
+        <w:rPr>
+          <w:rFonts w:cs="Calibri Light"/>
+          <w:color w:val="595959" w:themeColor="text1" w:themeTint="A6"/>
+          <w:sz w:val="24"/>
+          <w:szCs w:val="24"/>
+          <w:lang w:val="es-ES"/>
+        </w:rPr>
+      </w:pPr>
+    </w:p>
+    <w:p>
+      <w:pPr>
+        <w:rPr>
+          <w:rFonts w:cs="Calibri Light"/>
+          <w:color w:val="595959" w:themeColor="text1" w:themeTint="A6"/>
+          <w:sz w:val="24"/>
+          <w:szCs w:val="24"/>
+          <w:lang w:val="es-ES"/>
+        </w:rPr>
+      </w:pPr>
+    </w:p>
+    <w:p>
+      <w:pPr>
+        <w:rPr>
+          <w:rFonts w:cs="Calibri Light"/>
+          <w:color w:val="595959" w:themeColor="text1" w:themeTint="A6"/>
+          <w:sz w:val="24"/>
+          <w:szCs w:val="24"/>
+          <w:lang w:val="es-ES"/>
+        </w:rPr>
+      </w:pPr>
+      <w:r>
+        <w:rPr>
+          <w:rFonts w:cs="Calibri Light"/>
+          <w:color w:val="595959" w:themeColor="text1" w:themeTint="A6"/>
+          <w:sz w:val="24"/>
+          <w:szCs w:val="24"/>
+          <w:lang w:val="es-ES"/>
+        </w:rPr>
+        <w:br/>
+      </w:r>
     </w:p>
     <w:tbl>
       <w:tblPr>
@@ -1959,6 +4975,7 @@
                 <w:sz w:val="28"/>
                 <w:szCs w:val="28"/>
               </w:rPr>
+              <w:lastRenderedPageBreak/>
               <w:t>3</w:t>
             </w:r>
             <w:r>
@@ -2157,141 +5174,136 @@
               </w:rPr>
               <w:t xml:space="preserve">: </w:t>
             </w:r>
-            <w:r>
-              <w:rPr>
-                <w:rFonts w:ascii="Calibri" w:hAnsi="Calibri" w:cs="Arial"/>
-                <w:i/>
-                <w:iCs/>
-                <w:color w:val="548DD4"/>
+          </w:p>
+          <w:p>
+            <w:pPr>
+              <w:jc w:val="both"/>
+              <w:rPr>
+                <w:rFonts w:ascii="Calibri" w:hAnsi="Calibri" w:cs="Arial"/>
                 <w:sz w:val="20"/>
                 <w:szCs w:val="20"/>
                 <w:lang w:eastAsia="es-CL"/>
               </w:rPr>
-              <w:t>Describe los factores que han facilitado y</w:t>
-            </w:r>
-            <w:r>
-              <w:rPr>
-                <w:rFonts w:ascii="Calibri" w:hAnsi="Calibri" w:cs="Arial"/>
-                <w:i/>
-                <w:iCs/>
-                <w:color w:val="548DD4"/>
+            </w:pPr>
+            <w:r>
+              <w:rPr>
+                <w:rFonts w:ascii="Calibri" w:hAnsi="Calibri" w:cs="Arial"/>
                 <w:sz w:val="20"/>
                 <w:szCs w:val="20"/>
                 <w:lang w:eastAsia="es-CL"/>
               </w:rPr>
-              <w:t>/o</w:t>
-            </w:r>
-            <w:r>
-              <w:rPr>
-                <w:rFonts w:ascii="Calibri" w:hAnsi="Calibri" w:cs="Arial"/>
-                <w:i/>
-                <w:iCs/>
-                <w:color w:val="548DD4"/>
+              <w:t>La división temprana de roles (backend, cliente y aseguramiento de calidad/documentación) nos permitió trabajar en paralelo sin bloquearnos. El uso de control de versiones con ramas por integrante y Pull Requests ordenó la integración del trabajo y dejó trazabilidad del avance. Finalmente, haber definido una arquitectura clara (cliente JavaFX + API REST en Spring Boot + MySQL) nos permitió avanzar módulo a módulo de forma incremental, cerrando cada sprint con una función demostrable de extremo a extremo.</w:t>
+            </w:r>
+          </w:p>
+          <w:p>
+            <w:pPr>
+              <w:jc w:val="both"/>
+              <w:rPr>
+                <w:rFonts w:ascii="Calibri" w:hAnsi="Calibri" w:cs="Arial"/>
                 <w:sz w:val="20"/>
                 <w:szCs w:val="20"/>
                 <w:lang w:eastAsia="es-CL"/>
               </w:rPr>
-              <w:t xml:space="preserve"> dificultado el desarrollo de tu Proyecto APT hasta ahora. En el caso de las dificultades</w:t>
-            </w:r>
-            <w:r>
-              <w:rPr>
-                <w:rFonts w:ascii="Calibri" w:hAnsi="Calibri" w:cs="Arial"/>
-                <w:i/>
-                <w:iCs/>
-                <w:color w:val="548DD4"/>
+            </w:pPr>
+            <w:r>
+              <w:rPr>
+                <w:rFonts w:ascii="Calibri" w:hAnsi="Calibri" w:cs="Arial"/>
                 <w:sz w:val="20"/>
                 <w:szCs w:val="20"/>
                 <w:lang w:eastAsia="es-CL"/>
               </w:rPr>
-              <w:t xml:space="preserve"> debes describir</w:t>
-            </w:r>
-            <w:r>
-              <w:rPr>
-                <w:rFonts w:ascii="Calibri" w:hAnsi="Calibri" w:cs="Arial"/>
-                <w:i/>
-                <w:iCs/>
-                <w:color w:val="548DD4"/>
+              <w:t>Dentro de las</w:t>
+            </w:r>
+            <w:r>
+              <w:rPr>
+                <w:rFonts w:ascii="Calibri" w:hAnsi="Calibri" w:cs="Arial"/>
                 <w:sz w:val="20"/>
                 <w:szCs w:val="20"/>
                 <w:lang w:eastAsia="es-CL"/>
               </w:rPr>
-              <w:t xml:space="preserve"> qué acciones tomaste y/o tomarás para </w:t>
-            </w:r>
-            <w:r>
-              <w:rPr>
-                <w:rFonts w:ascii="Calibri" w:hAnsi="Calibri" w:cs="Arial"/>
-                <w:i/>
-                <w:iCs/>
-                <w:color w:val="548DD4"/>
+              <w:t xml:space="preserve"> principal</w:t>
+            </w:r>
+            <w:r>
+              <w:rPr>
+                <w:rFonts w:ascii="Calibri" w:hAnsi="Calibri" w:cs="Arial"/>
                 <w:sz w:val="20"/>
                 <w:szCs w:val="20"/>
                 <w:lang w:eastAsia="es-CL"/>
               </w:rPr>
-              <w:t xml:space="preserve">solucionarlas. </w:t>
-            </w:r>
-            <w:r>
-              <w:rPr>
-                <w:rFonts w:ascii="Calibri" w:hAnsi="Calibri"/>
-                <w:b/>
-                <w:color w:val="1F3864" w:themeColor="accent1" w:themeShade="80"/>
-              </w:rPr>
-              <w:t xml:space="preserve"> </w:t>
-            </w:r>
-          </w:p>
-          <w:p>
-            <w:pPr>
-              <w:rPr>
-                <w:rFonts w:ascii="Calibri" w:hAnsi="Calibri"/>
-                <w:color w:val="1F3864" w:themeColor="accent1" w:themeShade="80"/>
-              </w:rPr>
-            </w:pPr>
-          </w:p>
-          <w:p>
-            <w:pPr>
-              <w:rPr>
-                <w:rFonts w:ascii="Calibri" w:hAnsi="Calibri"/>
-                <w:color w:val="1F3864" w:themeColor="accent1" w:themeShade="80"/>
-              </w:rPr>
-            </w:pPr>
-          </w:p>
-          <w:p>
-            <w:pPr>
-              <w:jc w:val="both"/>
-              <w:rPr>
-                <w:rFonts w:ascii="Calibri" w:hAnsi="Calibri" w:cs="Arial"/>
-                <w:i/>
-                <w:color w:val="548DD4"/>
+              <w:t>es</w:t>
+            </w:r>
+            <w:r>
+              <w:rPr>
+                <w:rFonts w:ascii="Calibri" w:hAnsi="Calibri" w:cs="Arial"/>
                 <w:sz w:val="20"/>
                 <w:szCs w:val="20"/>
                 <w:lang w:eastAsia="es-CL"/>
               </w:rPr>
-            </w:pPr>
-          </w:p>
-          <w:p>
-            <w:pPr>
-              <w:jc w:val="both"/>
-              <w:rPr>
-                <w:rFonts w:ascii="Calibri" w:hAnsi="Calibri" w:cs="Arial"/>
-                <w:i/>
-                <w:color w:val="548DD4"/>
+              <w:t xml:space="preserve"> dificultad</w:t>
+            </w:r>
+            <w:r>
+              <w:rPr>
+                <w:rFonts w:ascii="Calibri" w:hAnsi="Calibri" w:cs="Arial"/>
                 <w:sz w:val="20"/>
                 <w:szCs w:val="20"/>
                 <w:lang w:eastAsia="es-CL"/>
               </w:rPr>
-            </w:pPr>
-          </w:p>
-          <w:p>
-            <w:pPr>
-              <w:jc w:val="both"/>
-              <w:rPr>
-                <w:rFonts w:ascii="Calibri" w:hAnsi="Calibri" w:cs="Arial"/>
-                <w:i/>
-                <w:color w:val="548DD4"/>
+              <w:t xml:space="preserve">es </w:t>
+            </w:r>
+            <w:r>
+              <w:rPr>
+                <w:rFonts w:ascii="Calibri" w:hAnsi="Calibri" w:cs="Arial"/>
                 <w:sz w:val="20"/>
                 <w:szCs w:val="20"/>
                 <w:lang w:eastAsia="es-CL"/>
               </w:rPr>
-            </w:pPr>
+              <w:t>fue la gestión del esquema de base de datos entre entornos: al no contar con una herramienta de migraciones automáticas, cada cambio de modelo obligaba a actualizar manualmente la base de cada integrante, lo que provocó errores de columnas desalineadas al integrar cambios grandes. Lo abordamos documentando el procedimiento de recreación/actualización de la base</w:t>
+            </w:r>
+            <w:r>
+              <w:rPr>
+                <w:rFonts w:ascii="Calibri" w:hAnsi="Calibri" w:cs="Arial"/>
+                <w:sz w:val="20"/>
+                <w:szCs w:val="20"/>
+                <w:lang w:eastAsia="es-CL"/>
+              </w:rPr>
+              <w:t>. Otra</w:t>
+            </w:r>
+            <w:r>
+              <w:rPr>
+                <w:rFonts w:ascii="Calibri" w:hAnsi="Calibri" w:cs="Arial"/>
+                <w:sz w:val="20"/>
+                <w:szCs w:val="20"/>
+                <w:lang w:eastAsia="es-CL"/>
+              </w:rPr>
+              <w:t xml:space="preserve"> dificultad fue de alcance: la retroalimentación docente nos</w:t>
+            </w:r>
+            <w:r>
+              <w:rPr>
+                <w:rFonts w:ascii="Calibri" w:hAnsi="Calibri" w:cs="Arial"/>
+                <w:sz w:val="20"/>
+                <w:szCs w:val="20"/>
+                <w:lang w:eastAsia="es-CL"/>
+              </w:rPr>
+              <w:t xml:space="preserve"> determinó a</w:t>
+            </w:r>
+            <w:r>
+              <w:rPr>
+                <w:rFonts w:ascii="Calibri" w:hAnsi="Calibri" w:cs="Arial"/>
+                <w:sz w:val="20"/>
+                <w:szCs w:val="20"/>
+                <w:lang w:eastAsia="es-CL"/>
+              </w:rPr>
+              <w:t xml:space="preserve"> reorientar el dominio del proyecto, lo que abordamos con una sesión de equipo para redefinir el modelo y repartir las nuevas tareas</w:t>
+            </w:r>
+            <w:r>
+              <w:rPr>
+                <w:rFonts w:ascii="Calibri" w:hAnsi="Calibri" w:cs="Arial"/>
+                <w:sz w:val="20"/>
+                <w:szCs w:val="20"/>
+                <w:lang w:eastAsia="es-CL"/>
+              </w:rPr>
+              <w:t>.</w:t>
+            </w:r>
           </w:p>
         </w:tc>
       </w:tr>
@@ -2351,194 +5363,129 @@
                 <w:rFonts w:ascii="Calibri" w:hAnsi="Calibri"/>
                 <w:color w:val="1F3864" w:themeColor="accent1" w:themeShade="80"/>
               </w:rPr>
-              <w:t xml:space="preserve">Actividades ajustadas o eliminadas: </w:t>
-            </w:r>
-            <w:r>
-              <w:rPr>
-                <w:rFonts w:ascii="Calibri" w:hAnsi="Calibri" w:cs="Arial"/>
-                <w:i/>
-                <w:color w:val="548DD4"/>
+              <w:t>Actividades ajustadas o eliminadas:</w:t>
+            </w:r>
+          </w:p>
+          <w:p>
+            <w:pPr>
+              <w:jc w:val="both"/>
+              <w:rPr>
+                <w:rFonts w:ascii="Calibri" w:hAnsi="Calibri" w:cs="Arial"/>
+                <w:iCs/>
                 <w:sz w:val="20"/>
                 <w:szCs w:val="20"/>
                 <w:lang w:eastAsia="es-CL"/>
               </w:rPr>
-              <w:t>Señalar los ajustes</w:t>
-            </w:r>
-            <w:r>
-              <w:rPr>
-                <w:rFonts w:ascii="Calibri" w:hAnsi="Calibri" w:cs="Arial"/>
-                <w:i/>
-                <w:color w:val="548DD4"/>
+            </w:pPr>
+            <w:r>
+              <w:rPr>
+                <w:rFonts w:ascii="Calibri" w:hAnsi="Calibri" w:cs="Arial"/>
+                <w:b/>
+                <w:bCs/>
+                <w:iCs/>
                 <w:sz w:val="20"/>
                 <w:szCs w:val="20"/>
                 <w:lang w:eastAsia="es-CL"/>
               </w:rPr>
-              <w:t xml:space="preserve"> que realizaste a tu plan de trabajo o </w:t>
-            </w:r>
-            <w:r>
-              <w:rPr>
-                <w:rFonts w:ascii="Calibri" w:hAnsi="Calibri" w:cs="Arial"/>
-                <w:i/>
-                <w:color w:val="548DD4"/>
+              <w:t>Reorientación del dominio</w:t>
+            </w:r>
+            <w:r>
+              <w:rPr>
+                <w:rFonts w:ascii="Calibri" w:hAnsi="Calibri" w:cs="Arial"/>
+                <w:b/>
+                <w:bCs/>
+                <w:iCs/>
                 <w:sz w:val="20"/>
                 <w:szCs w:val="20"/>
                 <w:lang w:eastAsia="es-CL"/>
               </w:rPr>
-              <w:t>actividades que</w:t>
-            </w:r>
-            <w:r>
-              <w:rPr>
-                <w:rFonts w:ascii="Calibri" w:hAnsi="Calibri" w:cs="Arial"/>
-                <w:i/>
-                <w:color w:val="548DD4"/>
+              <w:t xml:space="preserve">: </w:t>
+            </w:r>
+            <w:r>
+              <w:rPr>
+                <w:rFonts w:ascii="Calibri" w:hAnsi="Calibri" w:cs="Arial"/>
+                <w:iCs/>
                 <w:sz w:val="20"/>
                 <w:szCs w:val="20"/>
                 <w:lang w:eastAsia="es-CL"/>
               </w:rPr>
-              <w:t xml:space="preserve"> eliminaste</w:t>
-            </w:r>
-            <w:r>
-              <w:rPr>
-                <w:rFonts w:ascii="Calibri" w:hAnsi="Calibri" w:cs="Arial"/>
-                <w:i/>
-                <w:color w:val="548DD4"/>
+              <w:t>A partir de la retroalimentación de la Fase 1, ajustamos el dominio del sistema desde un laboratorio clínico (con pacientes) hacia un laboratorio de investigación ambiental, orientado a investigadores que realizan muestreos en terreno (por ejemplo, de algas). Esto implicó reemplazar la entidad “paciente” por la de “investigador solicitante”, incorporar la cadena de custodia con firma (confirmación con fecha y hora) y ajustar los tipos de muestra y los parámetros de análisis al contexto ambiental. Justificamos el ajuste porque alinea el proyecto con un caso de uso real y atendible de la Región de Los Lagos y responde directamente a las observaciones recibidas.</w:t>
+            </w:r>
+          </w:p>
+          <w:p>
+            <w:pPr>
+              <w:jc w:val="both"/>
+              <w:rPr>
+                <w:rFonts w:ascii="Calibri" w:hAnsi="Calibri" w:cs="Arial"/>
+                <w:iCs/>
                 <w:sz w:val="20"/>
                 <w:szCs w:val="20"/>
                 <w:lang w:eastAsia="es-CL"/>
               </w:rPr>
-              <w:t xml:space="preserve"> y</w:t>
-            </w:r>
-            <w:r>
-              <w:rPr>
-                <w:rFonts w:ascii="Calibri" w:hAnsi="Calibri" w:cs="Arial"/>
-                <w:i/>
-                <w:color w:val="548DD4"/>
+            </w:pPr>
+            <w:r>
+              <w:rPr>
+                <w:rFonts w:ascii="Calibri" w:hAnsi="Calibri" w:cs="Arial"/>
+                <w:b/>
+                <w:bCs/>
+                <w:iCs/>
                 <w:sz w:val="20"/>
                 <w:szCs w:val="20"/>
                 <w:lang w:eastAsia="es-CL"/>
               </w:rPr>
-              <w:t>,</w:t>
-            </w:r>
-            <w:r>
-              <w:rPr>
-                <w:rFonts w:ascii="Calibri" w:hAnsi="Calibri" w:cs="Arial"/>
-                <w:i/>
-                <w:color w:val="548DD4"/>
+              <w:t>Códigos QR para muestras (ajuste/aplazamiento).</w:t>
+            </w:r>
+            <w:r>
+              <w:rPr>
+                <w:rFonts w:ascii="Calibri" w:hAnsi="Calibri" w:cs="Arial"/>
+                <w:iCs/>
                 <w:sz w:val="20"/>
                 <w:szCs w:val="20"/>
                 <w:lang w:eastAsia="es-CL"/>
               </w:rPr>
-              <w:t xml:space="preserve"> justifica por</w:t>
-            </w:r>
-            <w:r>
-              <w:rPr>
-                <w:rFonts w:ascii="Calibri" w:hAnsi="Calibri" w:cs="Arial"/>
-                <w:i/>
-                <w:color w:val="548DD4"/>
+              <w:t xml:space="preserve"> La generación de un código único por muestra se implementó y funciona; la variante de código QR quedó reformulada como trabajo futuro, por definir según la disponibilidad de tiempo del equipo. Justificamos priorizar el código único (requisito central de trazabilidad) por sobre el QR (mejora de conveniencia), dado el alcance acotado de 12 semanas.</w:t>
+            </w:r>
+          </w:p>
+          <w:p>
+            <w:pPr>
+              <w:jc w:val="both"/>
+              <w:rPr>
+                <w:rFonts w:ascii="Calibri" w:hAnsi="Calibri" w:cs="Arial"/>
+                <w:iCs/>
                 <w:sz w:val="20"/>
                 <w:szCs w:val="20"/>
                 <w:lang w:eastAsia="es-CL"/>
               </w:rPr>
-              <w:t xml:space="preserve"> </w:t>
-            </w:r>
-            <w:r>
-              <w:rPr>
-                <w:rFonts w:ascii="Calibri" w:hAnsi="Calibri" w:cs="Arial"/>
-                <w:i/>
-                <w:color w:val="548DD4"/>
+            </w:pPr>
+            <w:r>
+              <w:rPr>
+                <w:rFonts w:ascii="Calibri" w:hAnsi="Calibri" w:cs="Arial"/>
+                <w:b/>
+                <w:bCs/>
+                <w:iCs/>
                 <w:sz w:val="20"/>
                 <w:szCs w:val="20"/>
                 <w:lang w:eastAsia="es-CL"/>
               </w:rPr>
-              <w:t xml:space="preserve">qué lo hiciste. </w:t>
-            </w:r>
-            <w:r>
-              <w:t xml:space="preserve"> </w:t>
-            </w:r>
-            <w:r>
-              <w:rPr>
-                <w:rFonts w:ascii="Calibri" w:hAnsi="Calibri" w:cs="Arial"/>
-                <w:i/>
-                <w:color w:val="548DD4"/>
+              <w:t>Herramienta de generación de PDF (ajuste técnico menor).</w:t>
+            </w:r>
+            <w:r>
+              <w:rPr>
+                <w:rFonts w:ascii="Calibri" w:hAnsi="Calibri" w:cs="Arial"/>
+                <w:iCs/>
                 <w:sz w:val="20"/>
                 <w:szCs w:val="20"/>
                 <w:lang w:eastAsia="es-CL"/>
               </w:rPr>
-              <w:t>En el caso de que tu plan de trabajo no haya requerido ni requiera ajustes, justifica esta decisión a partir de los facilitadores que te han permitido desarrollarlo como fue planeado.</w:t>
-            </w:r>
-          </w:p>
-          <w:p>
-            <w:pPr>
-              <w:jc w:val="both"/>
-              <w:rPr>
-                <w:rFonts w:ascii="Calibri" w:hAnsi="Calibri" w:cs="Arial"/>
-                <w:i/>
-                <w:color w:val="548DD4"/>
-                <w:sz w:val="20"/>
-                <w:szCs w:val="20"/>
-                <w:lang w:eastAsia="es-CL"/>
-              </w:rPr>
-            </w:pPr>
-          </w:p>
-          <w:p>
-            <w:pPr>
-              <w:jc w:val="both"/>
-              <w:rPr>
-                <w:rFonts w:ascii="Calibri" w:hAnsi="Calibri" w:cs="Arial"/>
-                <w:i/>
-                <w:color w:val="C00000"/>
-                <w:sz w:val="20"/>
-                <w:szCs w:val="20"/>
-                <w:lang w:eastAsia="es-CL"/>
-              </w:rPr>
-            </w:pPr>
-          </w:p>
-          <w:p>
-            <w:pPr>
-              <w:jc w:val="both"/>
-              <w:rPr>
-                <w:rFonts w:ascii="Calibri" w:hAnsi="Calibri" w:cs="Arial"/>
-                <w:i/>
-                <w:color w:val="548DD4"/>
-                <w:sz w:val="20"/>
-                <w:szCs w:val="20"/>
-                <w:lang w:eastAsia="es-CL"/>
-              </w:rPr>
-            </w:pPr>
-          </w:p>
-          <w:p>
-            <w:pPr>
-              <w:jc w:val="both"/>
-              <w:rPr>
-                <w:rFonts w:ascii="Calibri" w:hAnsi="Calibri" w:cs="Arial"/>
-                <w:i/>
-                <w:color w:val="548DD4"/>
-                <w:sz w:val="20"/>
-                <w:szCs w:val="20"/>
-                <w:lang w:eastAsia="es-CL"/>
-              </w:rPr>
-            </w:pPr>
-          </w:p>
-          <w:p>
-            <w:pPr>
-              <w:jc w:val="both"/>
-              <w:rPr>
-                <w:rFonts w:ascii="Calibri" w:hAnsi="Calibri" w:cs="Arial"/>
-                <w:i/>
-                <w:color w:val="548DD4"/>
-                <w:sz w:val="20"/>
-                <w:szCs w:val="20"/>
-                <w:lang w:eastAsia="es-CL"/>
-              </w:rPr>
-            </w:pPr>
-          </w:p>
-          <w:p>
-            <w:pPr>
-              <w:jc w:val="both"/>
-              <w:rPr>
-                <w:rFonts w:ascii="Calibri" w:hAnsi="Calibri" w:cs="Arial"/>
-                <w:i/>
-                <w:color w:val="548DD4"/>
+              <w:t xml:space="preserve"> En la planificación se consideró iText/JasperReports; finalmente utilizamos OpenPDF por licenciamiento más conveniente y menor complejidad de integración, obteniendo el mismo resultado funcional (informe PDF descargable con versionado).</w:t>
+            </w:r>
+          </w:p>
+          <w:p>
+            <w:pPr>
+              <w:jc w:val="both"/>
+              <w:rPr>
+                <w:rFonts w:ascii="Calibri" w:hAnsi="Calibri" w:cs="Arial"/>
+                <w:iCs/>
                 <w:sz w:val="20"/>
                 <w:szCs w:val="20"/>
                 <w:lang w:eastAsia="es-CL"/>
@@ -2633,6 +5580,7 @@
                 <w:rFonts w:ascii="Calibri" w:hAnsi="Calibri"/>
                 <w:color w:val="1F3864" w:themeColor="accent1" w:themeShade="80"/>
               </w:rPr>
+              <w:lastRenderedPageBreak/>
               <w:t>Actividades que no has iniciado o están retrasadas:</w:t>
             </w:r>
             <w:r>
@@ -2646,245 +5594,118 @@
               </w:rPr>
               <w:t xml:space="preserve"> </w:t>
             </w:r>
-            <w:r>
-              <w:rPr>
-                <w:rFonts w:ascii="Calibri" w:hAnsi="Calibri" w:cs="Arial"/>
-                <w:i/>
-                <w:color w:val="548DD4"/>
+          </w:p>
+          <w:p>
+            <w:pPr>
+              <w:jc w:val="both"/>
+              <w:rPr>
+                <w:rFonts w:ascii="Calibri" w:hAnsi="Calibri" w:cs="Arial"/>
+                <w:iCs/>
                 <w:sz w:val="20"/>
                 <w:szCs w:val="20"/>
                 <w:lang w:eastAsia="es-CL"/>
               </w:rPr>
-              <w:t>En caso</w:t>
-            </w:r>
-            <w:r>
-              <w:rPr>
-                <w:rFonts w:ascii="Calibri" w:hAnsi="Calibri" w:cs="Arial"/>
-                <w:i/>
-                <w:color w:val="548DD4"/>
+            </w:pPr>
+            <w:r>
+              <w:rPr>
+                <w:rFonts w:ascii="Calibri" w:hAnsi="Calibri" w:cs="Arial"/>
+                <w:b/>
+                <w:bCs/>
+                <w:iCs/>
                 <w:sz w:val="20"/>
                 <w:szCs w:val="20"/>
                 <w:lang w:eastAsia="es-CL"/>
               </w:rPr>
-              <w:t xml:space="preserve"> de</w:t>
-            </w:r>
-            <w:r>
-              <w:rPr>
-                <w:rFonts w:ascii="Calibri" w:hAnsi="Calibri" w:cs="Arial"/>
-                <w:i/>
-                <w:color w:val="548DD4"/>
+              <w:t>Pruebas automatizadas (testing integral con JUnit)</w:t>
+            </w:r>
+            <w:r>
+              <w:rPr>
+                <w:rFonts w:ascii="Calibri" w:hAnsi="Calibri" w:cs="Arial"/>
+                <w:b/>
+                <w:bCs/>
+                <w:iCs/>
                 <w:sz w:val="20"/>
                 <w:szCs w:val="20"/>
                 <w:lang w:eastAsia="es-CL"/>
               </w:rPr>
-              <w:t xml:space="preserve"> que </w:t>
+              <w:t xml:space="preserve">: </w:t>
+            </w:r>
+            <w:r>
+              <w:rPr>
+                <w:rFonts w:ascii="Calibri" w:hAnsi="Calibri" w:cs="Arial"/>
+                <w:iCs/>
+                <w:sz w:val="20"/>
+                <w:szCs w:val="20"/>
+                <w:lang w:eastAsia="es-CL"/>
+              </w:rPr>
+              <w:t>Por el momento priorizamos y</w:t>
             </w:r>
             <w:r>
               <w:rPr>
                 <w:rFonts w:ascii="Calibri" w:hAnsi="Calibri" w:cs="Arial"/>
                 <w:b/>
-                <w:i/>
-                <w:color w:val="548DD4"/>
+                <w:bCs/>
+                <w:iCs/>
                 <w:sz w:val="20"/>
                 <w:szCs w:val="20"/>
                 <w:lang w:eastAsia="es-CL"/>
               </w:rPr>
-              <w:t>no ha</w:t>
-            </w:r>
+              <w:t xml:space="preserve"> </w:t>
+            </w:r>
+            <w:r>
+              <w:rPr>
+                <w:rFonts w:ascii="Calibri" w:hAnsi="Calibri" w:cs="Arial"/>
+                <w:iCs/>
+                <w:sz w:val="20"/>
+                <w:szCs w:val="20"/>
+                <w:lang w:eastAsia="es-CL"/>
+              </w:rPr>
+              <w:t>realizamos aseguramiento de calidad de forma manual, verificando los flujos del sistema de extremo a extremo (registro de muestra, validación de rangos, aprobación por rol, emisión de informe; sin embargo, las pruebas unitarias y de integración automatizadas aún no se desarrollan. El motivo fue que priorizamos completar y verificar el núcleo funcional del sistema (RF01–RF06) dentro de los plazos. Como estrategia, concentraremos estas pruebas en la Fase 5 (Testing y Entrega</w:t>
+            </w:r>
+            <w:r>
+              <w:rPr>
+                <w:rFonts w:ascii="Calibri" w:hAnsi="Calibri" w:cs="Arial"/>
+                <w:iCs/>
+                <w:sz w:val="20"/>
+                <w:szCs w:val="20"/>
+                <w:lang w:eastAsia="es-CL"/>
+              </w:rPr>
+              <w:t>).</w:t>
+            </w:r>
+          </w:p>
+          <w:p>
+            <w:pPr>
+              <w:jc w:val="both"/>
+              <w:rPr>
+                <w:rFonts w:ascii="Calibri" w:hAnsi="Calibri" w:cs="Arial"/>
+                <w:iCs/>
+                <w:sz w:val="20"/>
+                <w:szCs w:val="20"/>
+                <w:lang w:eastAsia="es-CL"/>
+              </w:rPr>
+            </w:pPr>
             <w:r>
               <w:rPr>
                 <w:rFonts w:ascii="Calibri" w:hAnsi="Calibri" w:cs="Arial"/>
                 <w:b/>
-                <w:i/>
-                <w:color w:val="548DD4"/>
+                <w:bCs/>
+                <w:iCs/>
                 <w:sz w:val="20"/>
                 <w:szCs w:val="20"/>
                 <w:lang w:eastAsia="es-CL"/>
               </w:rPr>
-              <w:t>yas</w:t>
-            </w:r>
-            <w:r>
-              <w:rPr>
-                <w:rFonts w:ascii="Calibri" w:hAnsi="Calibri" w:cs="Arial"/>
-                <w:b/>
-                <w:i/>
-                <w:color w:val="548DD4"/>
+              <w:t>Empaquetado del instalador, corrección de errores y documentación final</w:t>
+            </w:r>
+            <w:r>
+              <w:rPr>
+                <w:rFonts w:ascii="Calibri" w:hAnsi="Calibri" w:cs="Arial"/>
+                <w:iCs/>
                 <w:sz w:val="20"/>
                 <w:szCs w:val="20"/>
                 <w:lang w:eastAsia="es-CL"/>
               </w:rPr>
-              <w:t xml:space="preserve"> iniciado actividades o est</w:t>
-            </w:r>
-            <w:r>
-              <w:rPr>
-                <w:rFonts w:ascii="Calibri" w:hAnsi="Calibri" w:cs="Arial"/>
-                <w:b/>
-                <w:i/>
-                <w:color w:val="548DD4"/>
-                <w:sz w:val="20"/>
-                <w:szCs w:val="20"/>
-                <w:lang w:eastAsia="es-CL"/>
-              </w:rPr>
-              <w:t>é</w:t>
-            </w:r>
-            <w:r>
-              <w:rPr>
-                <w:rFonts w:ascii="Calibri" w:hAnsi="Calibri" w:cs="Arial"/>
-                <w:b/>
-                <w:i/>
-                <w:color w:val="548DD4"/>
-                <w:sz w:val="20"/>
-                <w:szCs w:val="20"/>
-                <w:lang w:eastAsia="es-CL"/>
-              </w:rPr>
-              <w:t>n retrasadas</w:t>
-            </w:r>
-            <w:r>
-              <w:rPr>
-                <w:rFonts w:ascii="Calibri" w:hAnsi="Calibri" w:cs="Arial"/>
-                <w:i/>
-                <w:color w:val="548DD4"/>
-                <w:sz w:val="20"/>
-                <w:szCs w:val="20"/>
-                <w:lang w:eastAsia="es-CL"/>
-              </w:rPr>
-              <w:t xml:space="preserve"> de acuerdo a tu planificación</w:t>
-            </w:r>
-            <w:r>
-              <w:rPr>
-                <w:rFonts w:ascii="Calibri" w:hAnsi="Calibri" w:cs="Arial"/>
-                <w:i/>
-                <w:color w:val="548DD4"/>
-                <w:sz w:val="20"/>
-                <w:szCs w:val="20"/>
-                <w:lang w:eastAsia="es-CL"/>
-              </w:rPr>
-              <w:t>,</w:t>
-            </w:r>
-            <w:r>
-              <w:rPr>
-                <w:rFonts w:ascii="Calibri" w:hAnsi="Calibri" w:cs="Arial"/>
-                <w:i/>
-                <w:color w:val="548DD4"/>
-                <w:sz w:val="20"/>
-                <w:szCs w:val="20"/>
-                <w:lang w:eastAsia="es-CL"/>
-              </w:rPr>
-              <w:t xml:space="preserve"> señala los motivos por lo</w:t>
-            </w:r>
-            <w:r>
-              <w:rPr>
-                <w:rFonts w:ascii="Calibri" w:hAnsi="Calibri" w:cs="Arial"/>
-                <w:i/>
-                <w:color w:val="548DD4"/>
-                <w:sz w:val="20"/>
-                <w:szCs w:val="20"/>
-                <w:lang w:eastAsia="es-CL"/>
-              </w:rPr>
-              <w:t>s</w:t>
-            </w:r>
-            <w:r>
-              <w:rPr>
-                <w:rFonts w:ascii="Calibri" w:hAnsi="Calibri" w:cs="Arial"/>
-                <w:i/>
-                <w:color w:val="548DD4"/>
-                <w:sz w:val="20"/>
-                <w:szCs w:val="20"/>
-                <w:lang w:eastAsia="es-CL"/>
-              </w:rPr>
-              <w:t xml:space="preserve"> que no has podido cumplir dichos plazos y qué estrategias utilizarás para avanzar en dichas actividades y no afectar tu proyecto APT. </w:t>
-            </w:r>
-          </w:p>
-          <w:p>
-            <w:pPr>
-              <w:jc w:val="both"/>
-              <w:rPr>
-                <w:rFonts w:ascii="Calibri" w:hAnsi="Calibri" w:cs="Arial"/>
-                <w:i/>
-                <w:color w:val="548DD4"/>
-                <w:sz w:val="20"/>
-                <w:szCs w:val="20"/>
-                <w:lang w:eastAsia="es-CL"/>
-              </w:rPr>
-            </w:pPr>
-          </w:p>
-          <w:p>
-            <w:pPr>
-              <w:jc w:val="both"/>
-              <w:rPr>
-                <w:rFonts w:ascii="Calibri" w:hAnsi="Calibri" w:cs="Arial"/>
-                <w:i/>
-                <w:color w:val="548DD4"/>
-                <w:sz w:val="20"/>
-                <w:szCs w:val="20"/>
-                <w:lang w:eastAsia="es-CL"/>
-              </w:rPr>
-            </w:pPr>
-          </w:p>
-          <w:p>
-            <w:pPr>
-              <w:jc w:val="both"/>
-              <w:rPr>
-                <w:rFonts w:ascii="Calibri" w:hAnsi="Calibri" w:cs="Arial"/>
-                <w:i/>
-                <w:color w:val="548DD4"/>
-                <w:sz w:val="20"/>
-                <w:szCs w:val="20"/>
-                <w:lang w:eastAsia="es-CL"/>
-              </w:rPr>
-            </w:pPr>
-          </w:p>
-          <w:p>
-            <w:pPr>
-              <w:jc w:val="both"/>
-              <w:rPr>
-                <w:rFonts w:ascii="Calibri" w:hAnsi="Calibri" w:cs="Arial"/>
-                <w:i/>
-                <w:color w:val="548DD4"/>
-                <w:sz w:val="20"/>
-                <w:szCs w:val="20"/>
-                <w:lang w:eastAsia="es-CL"/>
-              </w:rPr>
-            </w:pPr>
-          </w:p>
-          <w:p>
-            <w:pPr>
-              <w:jc w:val="both"/>
-              <w:rPr>
-                <w:rFonts w:ascii="Calibri" w:hAnsi="Calibri" w:cs="Arial"/>
-                <w:i/>
-                <w:color w:val="548DD4"/>
-                <w:sz w:val="20"/>
-                <w:szCs w:val="20"/>
-                <w:lang w:eastAsia="es-CL"/>
-              </w:rPr>
-            </w:pPr>
-          </w:p>
-          <w:p>
-            <w:pPr>
-              <w:jc w:val="both"/>
-              <w:rPr>
-                <w:rFonts w:ascii="Calibri" w:hAnsi="Calibri" w:cs="Arial"/>
-                <w:i/>
-                <w:color w:val="548DD4"/>
-                <w:sz w:val="20"/>
-                <w:szCs w:val="20"/>
-                <w:lang w:eastAsia="es-CL"/>
-              </w:rPr>
-            </w:pPr>
-          </w:p>
-          <w:p>
-            <w:pPr>
-              <w:jc w:val="both"/>
-              <w:rPr>
-                <w:rFonts w:ascii="Calibri" w:hAnsi="Calibri" w:cs="Arial"/>
-                <w:i/>
-                <w:color w:val="548DD4"/>
-                <w:sz w:val="20"/>
-                <w:szCs w:val="20"/>
-                <w:lang w:eastAsia="es-CL"/>
-              </w:rPr>
-            </w:pPr>
+              <w:t xml:space="preserve"> se encuentran no iniciadas por corresponder a fases posteriores del cronograma (Fases 5 y 6); su planificación se mantiene sin cambios.</w:t>
+            </w:r>
           </w:p>
         </w:tc>
       </w:tr>
@@ -4371,6 +7192,21 @@
 </file>
 
 <file path=customXml/item1.xml><?xml version="1.0" encoding="utf-8"?>
+<?mso-contentType ?>
+<FormTemplates xmlns="http://schemas.microsoft.com/sharepoint/v3/contenttype/forms">
+  <Display>DocumentLibraryForm</Display>
+  <Edit>DocumentLibraryForm</Edit>
+  <New>DocumentLibraryForm</New>
+</FormTemplates>
+</file>
+
+<file path=customXml/item2.xml><?xml version="1.0" encoding="utf-8"?>
+<p:properties xmlns:p="http://schemas.microsoft.com/office/2006/metadata/properties" xmlns:xsi="http://www.w3.org/2001/XMLSchema-instance" xmlns:pc="http://schemas.microsoft.com/office/infopath/2007/PartnerControls">
+  <documentManagement/>
+</p:properties>
+</file>
+
+<file path=customXml/item3.xml><?xml version="1.0" encoding="utf-8"?>
 <ct:contentTypeSchema xmlns:ct="http://schemas.microsoft.com/office/2006/metadata/contentType" xmlns:ma="http://schemas.microsoft.com/office/2006/metadata/properties/metaAttributes" ct:_="" ma:_="" ma:contentTypeName="Documento" ma:contentTypeID="0x010100E96778489EE7714D8BD12CC105EB918B" ma:contentTypeVersion="2" ma:contentTypeDescription="Crear nuevo documento." ma:contentTypeScope="" ma:versionID="416c5c7ae9b5d54d83875cd3c65194e3">
   <xsd:schema xmlns:xsd="http://www.w3.org/2001/XMLSchema" xmlns:xs="http://www.w3.org/2001/XMLSchema" xmlns:p="http://schemas.microsoft.com/office/2006/metadata/properties" xmlns:ns2="126e8a1c-9ea9-435a-ac89-d06c80d62e30" targetNamespace="http://schemas.microsoft.com/office/2006/metadata/properties" ma:root="true" ma:fieldsID="70a237c842677bd850644f8595079f5e" ns2:_="">
     <xsd:import namespace="126e8a1c-9ea9-435a-ac89-d06c80d62e30"/>
@@ -4502,22 +7338,24 @@
 </ct:contentTypeSchema>
 </file>
 
-<file path=customXml/item2.xml><?xml version="1.0" encoding="utf-8"?>
-<p:properties xmlns:p="http://schemas.microsoft.com/office/2006/metadata/properties" xmlns:xsi="http://www.w3.org/2001/XMLSchema-instance" xmlns:pc="http://schemas.microsoft.com/office/infopath/2007/PartnerControls">
-  <documentManagement/>
-</p:properties>
+<file path=customXml/itemProps1.xml><?xml version="1.0" encoding="utf-8"?>
+<ds:datastoreItem xmlns:ds="http://schemas.openxmlformats.org/officeDocument/2006/customXml" ds:itemID="{D51C61E4-DB75-4684-AD25-71F546404E96}">
+  <ds:schemaRefs>
+    <ds:schemaRef ds:uri="http://schemas.microsoft.com/sharepoint/v3/contenttype/forms"/>
+  </ds:schemaRefs>
+</ds:datastoreItem>
 </file>
 
-<file path=customXml/item3.xml><?xml version="1.0" encoding="utf-8"?>
-<?mso-contentType ?>
-<FormTemplates xmlns="http://schemas.microsoft.com/sharepoint/v3/contenttype/forms">
-  <Display>DocumentLibraryForm</Display>
-  <Edit>DocumentLibraryForm</Edit>
-  <New>DocumentLibraryForm</New>
-</FormTemplates>
+<file path=customXml/itemProps2.xml><?xml version="1.0" encoding="utf-8"?>
+<ds:datastoreItem xmlns:ds="http://schemas.openxmlformats.org/officeDocument/2006/customXml" ds:itemID="{46CA5683-AF87-4E40-B841-2E23A3B52406}">
+  <ds:schemaRefs>
+    <ds:schemaRef ds:uri="http://schemas.microsoft.com/office/2006/metadata/properties"/>
+    <ds:schemaRef ds:uri="http://schemas.microsoft.com/office/infopath/2007/PartnerControls"/>
+  </ds:schemaRefs>
+</ds:datastoreItem>
 </file>
 
-<file path=customXml/itemProps1.xml><?xml version="1.0" encoding="utf-8"?>
+<file path=customXml/itemProps3.xml><?xml version="1.0" encoding="utf-8"?>
 <ds:datastoreItem xmlns:ds="http://schemas.openxmlformats.org/officeDocument/2006/customXml" ds:itemID="{6F3661B0-5934-4FAB-ADC6-33A19B814E8D}">
   <ds:schemaRefs>
     <ds:schemaRef ds:uri="http://schemas.microsoft.com/office/2006/metadata/contentType"/>
@@ -4533,21 +7371,4 @@
     <ds:schemaRef ds:uri="http://schemas.microsoft.com/internal/obd"/>
   </ds:schemaRefs>
 </ds:datastoreItem>
-</file>
-
-<file path=customXml/itemProps2.xml><?xml version="1.0" encoding="utf-8"?>
-<ds:datastoreItem xmlns:ds="http://schemas.openxmlformats.org/officeDocument/2006/customXml" ds:itemID="{46CA5683-AF87-4E40-B841-2E23A3B52406}">
-  <ds:schemaRefs>
-    <ds:schemaRef ds:uri="http://schemas.microsoft.com/office/2006/metadata/properties"/>
-    <ds:schemaRef ds:uri="http://schemas.microsoft.com/office/infopath/2007/PartnerControls"/>
-  </ds:schemaRefs>
-</ds:datastoreItem>
-</file>
-
-<file path=customXml/itemProps3.xml><?xml version="1.0" encoding="utf-8"?>
-<ds:datastoreItem xmlns:ds="http://schemas.openxmlformats.org/officeDocument/2006/customXml" ds:itemID="{D51C61E4-DB75-4684-AD25-71F546404E96}">
-  <ds:schemaRefs>
-    <ds:schemaRef ds:uri="http://schemas.microsoft.com/sharepoint/v3/contenttype/forms"/>
-  </ds:schemaRefs>
-</ds:datastoreItem>
 </file>